--- a/MODUL AJAR/MA PPKN/BAB 3 - PPKn Kls 1.docx
+++ b/MODUL AJAR/MA PPKN/BAB 3 - PPKn Kls 1.docx
@@ -1,6 +1,6 @@
 
 <file path=word/document.xml><?xml version="1.0" encoding="utf-8"?>
-<w:document xmlns:wpc="http://schemas.microsoft.com/office/word/2010/wordprocessingCanvas" xmlns:cx="http://schemas.microsoft.com/office/drawing/2014/chartex" xmlns:cx1="http://schemas.microsoft.com/office/drawing/2015/9/8/chartex" xmlns:cx2="http://schemas.microsoft.com/office/drawing/2015/10/21/chartex" xmlns:cx3="http://schemas.microsoft.com/office/drawing/2016/5/9/chartex" xmlns:cx4="http://schemas.microsoft.com/office/drawing/2016/5/10/chartex" xmlns:cx5="http://schemas.microsoft.com/office/drawing/2016/5/11/chartex" xmlns:cx6="http://schemas.microsoft.com/office/drawing/2016/5/12/chartex" xmlns:cx7="http://schemas.microsoft.com/office/drawing/2016/5/13/chartex" xmlns:cx8="http://schemas.microsoft.com/office/drawing/2016/5/14/chartex" xmlns:mc="http://schemas.openxmlformats.org/markup-compatibility/2006" xmlns:aink="http://schemas.microsoft.com/office/drawing/2016/ink" xmlns:am3d="http://schemas.microsoft.com/office/drawing/2017/model3d" xmlns:o="urn:schemas-microsoft-com:office:office" xmlns:oel="http://schemas.microsoft.com/office/2019/extlst" xmlns:r="http://schemas.openxmlformats.org/officeDocument/2006/relationships" xmlns:m="http://schemas.openxmlformats.org/officeDocument/2006/math" xmlns:v="urn:schemas-microsoft-com:vml" xmlns:wp14="http://schemas.microsoft.com/office/word/2010/wordprocessingDrawing" xmlns:wp="http://schemas.openxmlformats.org/drawingml/2006/wordprocessingDrawing" xmlns:w10="urn:schemas-microsoft-com:office:word" xmlns:w="http://schemas.openxmlformats.org/wordprocessingml/2006/main" xmlns:w14="http://schemas.microsoft.com/office/word/2010/wordml" xmlns:w15="http://schemas.microsoft.com/office/word/2012/wordml" xmlns:w16cex="http://schemas.microsoft.com/office/word/2018/wordml/cex" xmlns:w16cid="http://schemas.microsoft.com/office/word/2016/wordml/cid" xmlns:w16="http://schemas.microsoft.com/office/word/2018/wordml" xmlns:w16sdtdh="http://schemas.microsoft.com/office/word/2020/wordml/sdtdatahash" xmlns:w16se="http://schemas.microsoft.com/office/word/2015/wordml/symex" xmlns:wpg="http://schemas.microsoft.com/office/word/2010/wordprocessingGroup" xmlns:wpi="http://schemas.microsoft.com/office/word/2010/wordprocessingInk" xmlns:wne="http://schemas.microsoft.com/office/word/2006/wordml" xmlns:wps="http://schemas.microsoft.com/office/word/2010/wordprocessingShape" mc:Ignorable="w14 w15 w16se w16cid w16 w16cex w16sdtdh wp14">
+<w:document xmlns:wpc="http://schemas.microsoft.com/office/word/2010/wordprocessingCanvas" xmlns:cx="http://schemas.microsoft.com/office/drawing/2014/chartex" xmlns:cx1="http://schemas.microsoft.com/office/drawing/2015/9/8/chartex" xmlns:cx2="http://schemas.microsoft.com/office/drawing/2015/10/21/chartex" xmlns:cx3="http://schemas.microsoft.com/office/drawing/2016/5/9/chartex" xmlns:cx4="http://schemas.microsoft.com/office/drawing/2016/5/10/chartex" xmlns:cx5="http://schemas.microsoft.com/office/drawing/2016/5/11/chartex" xmlns:cx6="http://schemas.microsoft.com/office/drawing/2016/5/12/chartex" xmlns:cx7="http://schemas.microsoft.com/office/drawing/2016/5/13/chartex" xmlns:cx8="http://schemas.microsoft.com/office/drawing/2016/5/14/chartex" xmlns:mc="http://schemas.openxmlformats.org/markup-compatibility/2006" xmlns:aink="http://schemas.microsoft.com/office/drawing/2016/ink" xmlns:am3d="http://schemas.microsoft.com/office/drawing/2017/model3d" xmlns:o="urn:schemas-microsoft-com:office:office" xmlns:oel="http://schemas.microsoft.com/office/2019/extlst" xmlns:r="http://schemas.openxmlformats.org/officeDocument/2006/relationships" xmlns:m="http://schemas.openxmlformats.org/officeDocument/2006/math" xmlns:v="urn:schemas-microsoft-com:vml" xmlns:wp14="http://schemas.microsoft.com/office/word/2010/wordprocessingDrawing" xmlns:wp="http://schemas.openxmlformats.org/drawingml/2006/wordprocessingDrawing" xmlns:w10="urn:schemas-microsoft-com:office:word" xmlns:w="http://schemas.openxmlformats.org/wordprocessingml/2006/main" xmlns:w14="http://schemas.microsoft.com/office/word/2010/wordml" xmlns:w15="http://schemas.microsoft.com/office/word/2012/wordml" xmlns:w16cex="http://schemas.microsoft.com/office/word/2018/wordml/cex" xmlns:w16cid="http://schemas.microsoft.com/office/word/2016/wordml/cid" xmlns:w16="http://schemas.microsoft.com/office/word/2018/wordml" xmlns:w16du="http://schemas.microsoft.com/office/word/2023/wordml/word16du" xmlns:w16sdtdh="http://schemas.microsoft.com/office/word/2020/wordml/sdtdatahash" xmlns:w16sdtfl="http://schemas.microsoft.com/office/word/2024/wordml/sdtformatlock" xmlns:w16se="http://schemas.microsoft.com/office/word/2015/wordml/symex" xmlns:wpg="http://schemas.microsoft.com/office/word/2010/wordprocessingGroup" xmlns:wpi="http://schemas.microsoft.com/office/word/2010/wordprocessingInk" xmlns:wne="http://schemas.microsoft.com/office/word/2006/wordml" xmlns:wps="http://schemas.microsoft.com/office/word/2010/wordprocessingShape" mc:Ignorable="w14 w15 w16se w16cid w16 w16cex w16sdtdh w16sdtfl w16du wp14">
   <w:body>
     <w:p>
       <w:pPr>
@@ -835,7 +835,16 @@
                 <w:lang w:val="pt-BR"/>
               </w:rPr>
               <w:tab/>
-              <w:t>2025/2026</w:t>
+            </w:r>
+            <w:r>
+              <w:rPr>
+                <w:b/>
+                <w:bCs/>
+                <w:sz w:val="28"/>
+                <w:szCs w:val="28"/>
+                <w:lang w:val="pt-BR"/>
+              </w:rPr>
+              <w:t>2026/2027</w:t>
             </w:r>
           </w:p>
           <w:p>
@@ -1346,7 +1355,6 @@
           <w:szCs w:val="24"/>
         </w:rPr>
         <w:tab/>
-        <w:t>20</w:t>
       </w:r>
       <w:r>
         <w:rPr>
@@ -1355,7 +1363,7 @@
           <w:sz w:val="24"/>
           <w:szCs w:val="24"/>
         </w:rPr>
-        <w:t>25/2026</w:t>
+        <w:t>2026/2027</w:t>
       </w:r>
     </w:p>
     <w:p>
@@ -1484,7 +1492,7 @@
     </w:p>
     <w:p>
       <w:pPr>
-        <w:pStyle w:val="DaftarParagraf"/>
+        <w:pStyle w:val="ListParagraph"/>
         <w:numPr>
           <w:ilvl w:val="0"/>
           <w:numId w:val="1"/>
@@ -1577,7 +1585,7 @@
     </w:p>
     <w:p>
       <w:pPr>
-        <w:pStyle w:val="DaftarParagraf"/>
+        <w:pStyle w:val="ListParagraph"/>
         <w:numPr>
           <w:ilvl w:val="0"/>
           <w:numId w:val="3"/>
@@ -1604,7 +1612,7 @@
     </w:p>
     <w:p>
       <w:pPr>
-        <w:pStyle w:val="DaftarParagraf"/>
+        <w:pStyle w:val="ListParagraph"/>
         <w:spacing w:before="60" w:after="60"/>
         <w:rPr>
           <w:rFonts w:eastAsia="Calibri"/>
@@ -1623,7 +1631,7 @@
     </w:p>
     <w:p>
       <w:pPr>
-        <w:pStyle w:val="DaftarParagraf"/>
+        <w:pStyle w:val="ListParagraph"/>
         <w:numPr>
           <w:ilvl w:val="0"/>
           <w:numId w:val="3"/>
@@ -1650,7 +1658,7 @@
     </w:p>
     <w:p>
       <w:pPr>
-        <w:pStyle w:val="DaftarParagraf"/>
+        <w:pStyle w:val="ListParagraph"/>
         <w:spacing w:before="60" w:after="60"/>
         <w:rPr>
           <w:rFonts w:eastAsia="Calibri"/>
@@ -1669,7 +1677,7 @@
     </w:p>
     <w:p>
       <w:pPr>
-        <w:pStyle w:val="DaftarParagraf"/>
+        <w:pStyle w:val="ListParagraph"/>
         <w:numPr>
           <w:ilvl w:val="0"/>
           <w:numId w:val="3"/>
@@ -1696,7 +1704,7 @@
     </w:p>
     <w:p>
       <w:pPr>
-        <w:pStyle w:val="DaftarParagraf"/>
+        <w:pStyle w:val="ListParagraph"/>
         <w:spacing w:before="60" w:after="60"/>
         <w:rPr>
           <w:rFonts w:eastAsia="Calibri"/>
@@ -1715,7 +1723,7 @@
     </w:p>
     <w:p>
       <w:pPr>
-        <w:pStyle w:val="DaftarParagraf"/>
+        <w:pStyle w:val="ListParagraph"/>
         <w:numPr>
           <w:ilvl w:val="0"/>
           <w:numId w:val="3"/>
@@ -1742,7 +1750,7 @@
     </w:p>
     <w:p>
       <w:pPr>
-        <w:pStyle w:val="DaftarParagraf"/>
+        <w:pStyle w:val="ListParagraph"/>
         <w:spacing w:before="60" w:after="60"/>
         <w:rPr>
           <w:rFonts w:eastAsia="Calibri"/>
@@ -1761,7 +1769,7 @@
     </w:p>
     <w:p>
       <w:pPr>
-        <w:pStyle w:val="DaftarParagraf"/>
+        <w:pStyle w:val="ListParagraph"/>
         <w:numPr>
           <w:ilvl w:val="0"/>
           <w:numId w:val="3"/>
@@ -1788,7 +1796,7 @@
     </w:p>
     <w:p>
       <w:pPr>
-        <w:pStyle w:val="DaftarParagraf"/>
+        <w:pStyle w:val="ListParagraph"/>
         <w:spacing w:before="60" w:after="60"/>
         <w:rPr>
           <w:rFonts w:eastAsia="Calibri"/>
@@ -1807,7 +1815,7 @@
     </w:p>
     <w:p>
       <w:pPr>
-        <w:pStyle w:val="DaftarParagraf"/>
+        <w:pStyle w:val="ListParagraph"/>
         <w:numPr>
           <w:ilvl w:val="0"/>
           <w:numId w:val="3"/>
@@ -1834,7 +1842,7 @@
     </w:p>
     <w:p>
       <w:pPr>
-        <w:pStyle w:val="DaftarParagraf"/>
+        <w:pStyle w:val="ListParagraph"/>
         <w:spacing w:before="60" w:after="60"/>
         <w:rPr>
           <w:rFonts w:eastAsia="Calibri"/>
@@ -1874,7 +1882,7 @@
     </w:p>
     <w:p>
       <w:pPr>
-        <w:pStyle w:val="DaftarParagraf"/>
+        <w:pStyle w:val="ListParagraph"/>
         <w:numPr>
           <w:ilvl w:val="0"/>
           <w:numId w:val="3"/>
@@ -1902,7 +1910,7 @@
     </w:p>
     <w:p>
       <w:pPr>
-        <w:pStyle w:val="DaftarParagraf"/>
+        <w:pStyle w:val="ListParagraph"/>
         <w:spacing w:before="60" w:after="60"/>
         <w:rPr>
           <w:rFonts w:eastAsia="Calibri"/>
@@ -1921,7 +1929,7 @@
     </w:p>
     <w:p>
       <w:pPr>
-        <w:pStyle w:val="DaftarParagraf"/>
+        <w:pStyle w:val="ListParagraph"/>
         <w:numPr>
           <w:ilvl w:val="0"/>
           <w:numId w:val="3"/>
@@ -1947,7 +1955,7 @@
     </w:p>
     <w:p>
       <w:pPr>
-        <w:pStyle w:val="DaftarParagraf"/>
+        <w:pStyle w:val="ListParagraph"/>
         <w:spacing w:before="60" w:after="60" w:line="276" w:lineRule="auto"/>
         <w:rPr>
           <w:rFonts w:eastAsia="Calibri"/>
@@ -2031,7 +2039,7 @@
     </w:p>
     <w:p>
       <w:pPr>
-        <w:pStyle w:val="DaftarParagraf"/>
+        <w:pStyle w:val="ListParagraph"/>
         <w:tabs>
           <w:tab w:val="left" w:pos="2268"/>
           <w:tab w:val="left" w:pos="2552"/>
@@ -2085,7 +2093,7 @@
     </w:p>
     <w:p>
       <w:pPr>
-        <w:pStyle w:val="DaftarParagraf"/>
+        <w:pStyle w:val="ListParagraph"/>
         <w:tabs>
           <w:tab w:val="left" w:pos="2268"/>
           <w:tab w:val="left" w:pos="2552"/>
@@ -2206,7 +2214,7 @@
     </w:p>
     <w:p>
       <w:pPr>
-        <w:pStyle w:val="DaftarParagraf"/>
+        <w:pStyle w:val="ListParagraph"/>
         <w:spacing w:before="60" w:after="60"/>
         <w:ind w:left="426"/>
         <w:contextualSpacing w:val="0"/>
@@ -2236,7 +2244,7 @@
     </w:p>
     <w:p>
       <w:pPr>
-        <w:pStyle w:val="DaftarParagraf"/>
+        <w:pStyle w:val="ListParagraph"/>
         <w:spacing w:before="60" w:after="60"/>
         <w:ind w:left="426"/>
         <w:contextualSpacing w:val="0"/>
@@ -2685,7 +2693,7 @@
     </w:p>
     <w:p>
       <w:pPr>
-        <w:pStyle w:val="DaftarParagraf"/>
+        <w:pStyle w:val="ListParagraph"/>
         <w:spacing w:after="160" w:line="259" w:lineRule="auto"/>
         <w:ind w:left="450"/>
         <w:jc w:val="both"/>
@@ -3069,7 +3077,7 @@
     </w:p>
     <w:p>
       <w:pPr>
-        <w:pStyle w:val="DaftarParagraf"/>
+        <w:pStyle w:val="ListParagraph"/>
         <w:numPr>
           <w:ilvl w:val="0"/>
           <w:numId w:val="5"/>
@@ -3094,7 +3102,7 @@
     </w:p>
     <w:p>
       <w:pPr>
-        <w:pStyle w:val="DaftarParagraf"/>
+        <w:pStyle w:val="ListParagraph"/>
         <w:numPr>
           <w:ilvl w:val="0"/>
           <w:numId w:val="5"/>
@@ -3119,7 +3127,7 @@
     </w:p>
     <w:p>
       <w:pPr>
-        <w:pStyle w:val="DaftarParagraf"/>
+        <w:pStyle w:val="ListParagraph"/>
         <w:numPr>
           <w:ilvl w:val="0"/>
           <w:numId w:val="5"/>
@@ -3144,7 +3152,7 @@
     </w:p>
     <w:p>
       <w:pPr>
-        <w:pStyle w:val="DaftarParagraf"/>
+        <w:pStyle w:val="ListParagraph"/>
         <w:numPr>
           <w:ilvl w:val="0"/>
           <w:numId w:val="5"/>
@@ -3226,7 +3234,7 @@
     </w:p>
     <w:p>
       <w:pPr>
-        <w:pStyle w:val="DaftarParagraf"/>
+        <w:pStyle w:val="ListParagraph"/>
         <w:numPr>
           <w:ilvl w:val="0"/>
           <w:numId w:val="5"/>
@@ -3269,7 +3277,7 @@
     </w:p>
     <w:p>
       <w:pPr>
-        <w:pStyle w:val="DaftarParagraf"/>
+        <w:pStyle w:val="ListParagraph"/>
         <w:numPr>
           <w:ilvl w:val="0"/>
           <w:numId w:val="5"/>
@@ -3292,7 +3300,7 @@
     </w:p>
     <w:p>
       <w:pPr>
-        <w:pStyle w:val="DaftarParagraf"/>
+        <w:pStyle w:val="ListParagraph"/>
         <w:numPr>
           <w:ilvl w:val="0"/>
           <w:numId w:val="5"/>
@@ -3954,7 +3962,7 @@
     </w:p>
     <w:p>
       <w:pPr>
-        <w:pStyle w:val="DaftarParagraf"/>
+        <w:pStyle w:val="ListParagraph"/>
         <w:numPr>
           <w:ilvl w:val="0"/>
           <w:numId w:val="4"/>
@@ -3978,7 +3986,7 @@
     </w:p>
     <w:p>
       <w:pPr>
-        <w:pStyle w:val="DaftarParagraf"/>
+        <w:pStyle w:val="ListParagraph"/>
         <w:numPr>
           <w:ilvl w:val="0"/>
           <w:numId w:val="4"/>
@@ -4001,7 +4009,7 @@
     </w:p>
     <w:p>
       <w:pPr>
-        <w:pStyle w:val="DaftarParagraf"/>
+        <w:pStyle w:val="ListParagraph"/>
         <w:numPr>
           <w:ilvl w:val="0"/>
           <w:numId w:val="4"/>
@@ -4024,7 +4032,7 @@
     </w:p>
     <w:p>
       <w:pPr>
-        <w:pStyle w:val="DaftarParagraf"/>
+        <w:pStyle w:val="ListParagraph"/>
         <w:numPr>
           <w:ilvl w:val="0"/>
           <w:numId w:val="4"/>
@@ -4047,7 +4055,7 @@
     </w:p>
     <w:p>
       <w:pPr>
-        <w:pStyle w:val="DaftarParagraf"/>
+        <w:pStyle w:val="ListParagraph"/>
         <w:numPr>
           <w:ilvl w:val="0"/>
           <w:numId w:val="4"/>
@@ -4070,7 +4078,7 @@
     </w:p>
     <w:p>
       <w:pPr>
-        <w:pStyle w:val="DaftarParagraf"/>
+        <w:pStyle w:val="ListParagraph"/>
         <w:numPr>
           <w:ilvl w:val="0"/>
           <w:numId w:val="4"/>
@@ -4093,7 +4101,7 @@
     </w:p>
     <w:p>
       <w:pPr>
-        <w:pStyle w:val="DaftarParagraf"/>
+        <w:pStyle w:val="ListParagraph"/>
         <w:numPr>
           <w:ilvl w:val="0"/>
           <w:numId w:val="4"/>
@@ -4116,7 +4124,7 @@
     </w:p>
     <w:p>
       <w:pPr>
-        <w:pStyle w:val="DaftarParagraf"/>
+        <w:pStyle w:val="ListParagraph"/>
         <w:numPr>
           <w:ilvl w:val="0"/>
           <w:numId w:val="4"/>
@@ -4139,7 +4147,7 @@
     </w:p>
     <w:p>
       <w:pPr>
-        <w:pStyle w:val="DaftarParagraf"/>
+        <w:pStyle w:val="ListParagraph"/>
         <w:numPr>
           <w:ilvl w:val="0"/>
           <w:numId w:val="4"/>
@@ -4162,7 +4170,7 @@
     </w:p>
     <w:p>
       <w:pPr>
-        <w:pStyle w:val="DaftarParagraf"/>
+        <w:pStyle w:val="ListParagraph"/>
         <w:numPr>
           <w:ilvl w:val="0"/>
           <w:numId w:val="4"/>
@@ -4185,7 +4193,7 @@
     </w:p>
     <w:p>
       <w:pPr>
-        <w:pStyle w:val="DaftarParagraf"/>
+        <w:pStyle w:val="ListParagraph"/>
         <w:numPr>
           <w:ilvl w:val="0"/>
           <w:numId w:val="4"/>
@@ -4208,7 +4216,7 @@
     </w:p>
     <w:p>
       <w:pPr>
-        <w:pStyle w:val="DaftarParagraf"/>
+        <w:pStyle w:val="ListParagraph"/>
         <w:numPr>
           <w:ilvl w:val="0"/>
           <w:numId w:val="4"/>
@@ -4231,7 +4239,7 @@
     </w:p>
     <w:p>
       <w:pPr>
-        <w:pStyle w:val="DaftarParagraf"/>
+        <w:pStyle w:val="ListParagraph"/>
         <w:numPr>
           <w:ilvl w:val="0"/>
           <w:numId w:val="4"/>
@@ -4254,7 +4262,7 @@
     </w:p>
     <w:p>
       <w:pPr>
-        <w:pStyle w:val="DaftarParagraf"/>
+        <w:pStyle w:val="ListParagraph"/>
         <w:numPr>
           <w:ilvl w:val="0"/>
           <w:numId w:val="4"/>
@@ -4277,7 +4285,7 @@
     </w:p>
     <w:p>
       <w:pPr>
-        <w:pStyle w:val="DaftarParagraf"/>
+        <w:pStyle w:val="ListParagraph"/>
         <w:numPr>
           <w:ilvl w:val="0"/>
           <w:numId w:val="4"/>
@@ -4300,7 +4308,7 @@
     </w:p>
     <w:p>
       <w:pPr>
-        <w:pStyle w:val="DaftarParagraf"/>
+        <w:pStyle w:val="ListParagraph"/>
         <w:numPr>
           <w:ilvl w:val="0"/>
           <w:numId w:val="4"/>
@@ -4323,7 +4331,7 @@
     </w:p>
     <w:p>
       <w:pPr>
-        <w:pStyle w:val="DaftarParagraf"/>
+        <w:pStyle w:val="ListParagraph"/>
         <w:numPr>
           <w:ilvl w:val="0"/>
           <w:numId w:val="4"/>
@@ -4346,7 +4354,7 @@
     </w:p>
     <w:p>
       <w:pPr>
-        <w:pStyle w:val="DaftarParagraf"/>
+        <w:pStyle w:val="ListParagraph"/>
         <w:numPr>
           <w:ilvl w:val="0"/>
           <w:numId w:val="4"/>
@@ -4369,7 +4377,7 @@
     </w:p>
     <w:p>
       <w:pPr>
-        <w:pStyle w:val="DaftarParagraf"/>
+        <w:pStyle w:val="ListParagraph"/>
         <w:numPr>
           <w:ilvl w:val="0"/>
           <w:numId w:val="4"/>
@@ -4392,7 +4400,7 @@
     </w:p>
     <w:p>
       <w:pPr>
-        <w:pStyle w:val="DaftarParagraf"/>
+        <w:pStyle w:val="ListParagraph"/>
         <w:numPr>
           <w:ilvl w:val="0"/>
           <w:numId w:val="4"/>
@@ -4415,7 +4423,7 @@
     </w:p>
     <w:p>
       <w:pPr>
-        <w:pStyle w:val="DaftarParagraf"/>
+        <w:pStyle w:val="ListParagraph"/>
         <w:numPr>
           <w:ilvl w:val="0"/>
           <w:numId w:val="4"/>
@@ -4439,7 +4447,7 @@
     </w:p>
     <w:p>
       <w:pPr>
-        <w:pStyle w:val="DaftarParagraf"/>
+        <w:pStyle w:val="ListParagraph"/>
         <w:numPr>
           <w:ilvl w:val="0"/>
           <w:numId w:val="4"/>
@@ -4462,7 +4470,7 @@
     </w:p>
     <w:p>
       <w:pPr>
-        <w:pStyle w:val="DaftarParagraf"/>
+        <w:pStyle w:val="ListParagraph"/>
         <w:spacing w:before="60" w:after="60"/>
         <w:ind w:left="786"/>
         <w:jc w:val="both"/>
@@ -4492,7 +4500,7 @@
     </w:p>
     <w:p>
       <w:pPr>
-        <w:pStyle w:val="DaftarParagraf"/>
+        <w:pStyle w:val="ListParagraph"/>
         <w:numPr>
           <w:ilvl w:val="0"/>
           <w:numId w:val="1"/>
@@ -4518,7 +4526,7 @@
     </w:p>
     <w:p>
       <w:pPr>
-        <w:pStyle w:val="DaftarParagraf"/>
+        <w:pStyle w:val="ListParagraph"/>
         <w:numPr>
           <w:ilvl w:val="0"/>
           <w:numId w:val="1"/>
@@ -4544,7 +4552,7 @@
     </w:p>
     <w:p>
       <w:pPr>
-        <w:pStyle w:val="DaftarParagraf"/>
+        <w:pStyle w:val="ListParagraph"/>
         <w:numPr>
           <w:ilvl w:val="0"/>
           <w:numId w:val="1"/>
@@ -4635,7 +4643,7 @@
     </w:p>
     <w:p>
       <w:pPr>
-        <w:pStyle w:val="DaftarParagraf"/>
+        <w:pStyle w:val="ListParagraph"/>
         <w:numPr>
           <w:ilvl w:val="0"/>
           <w:numId w:val="7"/>
@@ -4660,7 +4668,7 @@
     </w:p>
     <w:p>
       <w:pPr>
-        <w:pStyle w:val="DaftarParagraf"/>
+        <w:pStyle w:val="ListParagraph"/>
         <w:numPr>
           <w:ilvl w:val="0"/>
           <w:numId w:val="7"/>
@@ -4685,7 +4693,7 @@
     </w:p>
     <w:p>
       <w:pPr>
-        <w:pStyle w:val="DaftarParagraf"/>
+        <w:pStyle w:val="ListParagraph"/>
         <w:numPr>
           <w:ilvl w:val="0"/>
           <w:numId w:val="7"/>
@@ -4710,7 +4718,7 @@
     </w:p>
     <w:p>
       <w:pPr>
-        <w:pStyle w:val="DaftarParagraf"/>
+        <w:pStyle w:val="ListParagraph"/>
         <w:numPr>
           <w:ilvl w:val="0"/>
           <w:numId w:val="7"/>
@@ -4792,7 +4800,7 @@
     </w:p>
     <w:p>
       <w:pPr>
-        <w:pStyle w:val="DaftarParagraf"/>
+        <w:pStyle w:val="ListParagraph"/>
         <w:numPr>
           <w:ilvl w:val="0"/>
           <w:numId w:val="7"/>
@@ -4814,7 +4822,7 @@
     </w:p>
     <w:p>
       <w:pPr>
-        <w:pStyle w:val="DaftarParagraf"/>
+        <w:pStyle w:val="ListParagraph"/>
         <w:numPr>
           <w:ilvl w:val="0"/>
           <w:numId w:val="7"/>
@@ -4837,7 +4845,7 @@
     </w:p>
     <w:p>
       <w:pPr>
-        <w:pStyle w:val="DaftarParagraf"/>
+        <w:pStyle w:val="ListParagraph"/>
         <w:numPr>
           <w:ilvl w:val="0"/>
           <w:numId w:val="7"/>
@@ -5538,7 +5546,7 @@
     </w:p>
     <w:p>
       <w:pPr>
-        <w:pStyle w:val="DaftarParagraf"/>
+        <w:pStyle w:val="ListParagraph"/>
         <w:numPr>
           <w:ilvl w:val="0"/>
           <w:numId w:val="6"/>
@@ -5561,7 +5569,7 @@
     </w:p>
     <w:p>
       <w:pPr>
-        <w:pStyle w:val="DaftarParagraf"/>
+        <w:pStyle w:val="ListParagraph"/>
         <w:numPr>
           <w:ilvl w:val="0"/>
           <w:numId w:val="6"/>
@@ -5584,7 +5592,7 @@
     </w:p>
     <w:p>
       <w:pPr>
-        <w:pStyle w:val="DaftarParagraf"/>
+        <w:pStyle w:val="ListParagraph"/>
         <w:numPr>
           <w:ilvl w:val="0"/>
           <w:numId w:val="6"/>
@@ -5607,7 +5615,7 @@
     </w:p>
     <w:p>
       <w:pPr>
-        <w:pStyle w:val="DaftarParagraf"/>
+        <w:pStyle w:val="ListParagraph"/>
         <w:numPr>
           <w:ilvl w:val="0"/>
           <w:numId w:val="6"/>
@@ -5630,7 +5638,7 @@
     </w:p>
     <w:p>
       <w:pPr>
-        <w:pStyle w:val="DaftarParagraf"/>
+        <w:pStyle w:val="ListParagraph"/>
         <w:numPr>
           <w:ilvl w:val="0"/>
           <w:numId w:val="6"/>
@@ -5653,7 +5661,7 @@
     </w:p>
     <w:p>
       <w:pPr>
-        <w:pStyle w:val="DaftarParagraf"/>
+        <w:pStyle w:val="ListParagraph"/>
         <w:numPr>
           <w:ilvl w:val="0"/>
           <w:numId w:val="6"/>
@@ -5676,7 +5684,7 @@
     </w:p>
     <w:p>
       <w:pPr>
-        <w:pStyle w:val="DaftarParagraf"/>
+        <w:pStyle w:val="ListParagraph"/>
         <w:numPr>
           <w:ilvl w:val="0"/>
           <w:numId w:val="6"/>
@@ -5699,7 +5707,7 @@
     </w:p>
     <w:p>
       <w:pPr>
-        <w:pStyle w:val="DaftarParagraf"/>
+        <w:pStyle w:val="ListParagraph"/>
         <w:numPr>
           <w:ilvl w:val="0"/>
           <w:numId w:val="6"/>
@@ -5723,7 +5731,7 @@
     </w:p>
     <w:p>
       <w:pPr>
-        <w:pStyle w:val="DaftarParagraf"/>
+        <w:pStyle w:val="ListParagraph"/>
         <w:numPr>
           <w:ilvl w:val="0"/>
           <w:numId w:val="6"/>
@@ -5746,7 +5754,7 @@
     </w:p>
     <w:p>
       <w:pPr>
-        <w:pStyle w:val="DaftarParagraf"/>
+        <w:pStyle w:val="ListParagraph"/>
         <w:numPr>
           <w:ilvl w:val="0"/>
           <w:numId w:val="6"/>
@@ -5769,7 +5777,7 @@
     </w:p>
     <w:p>
       <w:pPr>
-        <w:pStyle w:val="DaftarParagraf"/>
+        <w:pStyle w:val="ListParagraph"/>
         <w:numPr>
           <w:ilvl w:val="0"/>
           <w:numId w:val="6"/>
@@ -5792,7 +5800,7 @@
     </w:p>
     <w:p>
       <w:pPr>
-        <w:pStyle w:val="DaftarParagraf"/>
+        <w:pStyle w:val="ListParagraph"/>
         <w:numPr>
           <w:ilvl w:val="0"/>
           <w:numId w:val="6"/>
@@ -5815,7 +5823,7 @@
     </w:p>
     <w:p>
       <w:pPr>
-        <w:pStyle w:val="DaftarParagraf"/>
+        <w:pStyle w:val="ListParagraph"/>
         <w:numPr>
           <w:ilvl w:val="0"/>
           <w:numId w:val="6"/>
@@ -5838,7 +5846,7 @@
     </w:p>
     <w:p>
       <w:pPr>
-        <w:pStyle w:val="DaftarParagraf"/>
+        <w:pStyle w:val="ListParagraph"/>
         <w:numPr>
           <w:ilvl w:val="0"/>
           <w:numId w:val="6"/>
@@ -5861,7 +5869,7 @@
     </w:p>
     <w:p>
       <w:pPr>
-        <w:pStyle w:val="DaftarParagraf"/>
+        <w:pStyle w:val="ListParagraph"/>
         <w:numPr>
           <w:ilvl w:val="0"/>
           <w:numId w:val="6"/>
@@ -5906,7 +5914,7 @@
     </w:p>
     <w:p>
       <w:pPr>
-        <w:pStyle w:val="DaftarParagraf"/>
+        <w:pStyle w:val="ListParagraph"/>
         <w:numPr>
           <w:ilvl w:val="0"/>
           <w:numId w:val="1"/>
@@ -5932,7 +5940,7 @@
     </w:p>
     <w:p>
       <w:pPr>
-        <w:pStyle w:val="DaftarParagraf"/>
+        <w:pStyle w:val="ListParagraph"/>
         <w:numPr>
           <w:ilvl w:val="0"/>
           <w:numId w:val="1"/>
@@ -5958,7 +5966,7 @@
     </w:p>
     <w:p>
       <w:pPr>
-        <w:pStyle w:val="DaftarParagraf"/>
+        <w:pStyle w:val="ListParagraph"/>
         <w:numPr>
           <w:ilvl w:val="0"/>
           <w:numId w:val="1"/>
@@ -6049,7 +6057,7 @@
     </w:p>
     <w:p>
       <w:pPr>
-        <w:pStyle w:val="DaftarParagraf"/>
+        <w:pStyle w:val="ListParagraph"/>
         <w:numPr>
           <w:ilvl w:val="0"/>
           <w:numId w:val="22"/>
@@ -6074,7 +6082,7 @@
     </w:p>
     <w:p>
       <w:pPr>
-        <w:pStyle w:val="DaftarParagraf"/>
+        <w:pStyle w:val="ListParagraph"/>
         <w:numPr>
           <w:ilvl w:val="0"/>
           <w:numId w:val="22"/>
@@ -6099,7 +6107,7 @@
     </w:p>
     <w:p>
       <w:pPr>
-        <w:pStyle w:val="DaftarParagraf"/>
+        <w:pStyle w:val="ListParagraph"/>
         <w:numPr>
           <w:ilvl w:val="0"/>
           <w:numId w:val="22"/>
@@ -6124,7 +6132,7 @@
     </w:p>
     <w:p>
       <w:pPr>
-        <w:pStyle w:val="DaftarParagraf"/>
+        <w:pStyle w:val="ListParagraph"/>
         <w:numPr>
           <w:ilvl w:val="0"/>
           <w:numId w:val="22"/>
@@ -6206,7 +6214,7 @@
     </w:p>
     <w:p>
       <w:pPr>
-        <w:pStyle w:val="DaftarParagraf"/>
+        <w:pStyle w:val="ListParagraph"/>
         <w:numPr>
           <w:ilvl w:val="0"/>
           <w:numId w:val="22"/>
@@ -6228,7 +6236,7 @@
     </w:p>
     <w:p>
       <w:pPr>
-        <w:pStyle w:val="DaftarParagraf"/>
+        <w:pStyle w:val="ListParagraph"/>
         <w:numPr>
           <w:ilvl w:val="0"/>
           <w:numId w:val="22"/>
@@ -6251,7 +6259,7 @@
     </w:p>
     <w:p>
       <w:pPr>
-        <w:pStyle w:val="DaftarParagraf"/>
+        <w:pStyle w:val="ListParagraph"/>
         <w:numPr>
           <w:ilvl w:val="0"/>
           <w:numId w:val="22"/>
@@ -6294,7 +6302,7 @@
       </w:pPr>
       <w:r>
         <w:rPr>
-          <w:rStyle w:val="Kuat"/>
+          <w:rStyle w:val="Strong"/>
         </w:rPr>
         <w:t>Ice Breaker:</w:t>
       </w:r>
@@ -6334,7 +6342,7 @@
       </w:pPr>
       <w:r>
         <w:rPr>
-          <w:rStyle w:val="Kuat"/>
+          <w:rStyle w:val="Strong"/>
         </w:rPr>
         <w:t>Apersepsi:</w:t>
       </w:r>
@@ -6361,7 +6369,7 @@
       </w:pPr>
       <w:r>
         <w:rPr>
-          <w:rStyle w:val="Kuat"/>
+          <w:rStyle w:val="Strong"/>
         </w:rPr>
         <w:t>Tujuan Pembelajaran:</w:t>
       </w:r>
@@ -6905,7 +6913,7 @@
     </w:p>
     <w:p>
       <w:pPr>
-        <w:pStyle w:val="DaftarParagraf"/>
+        <w:pStyle w:val="ListParagraph"/>
         <w:numPr>
           <w:ilvl w:val="0"/>
           <w:numId w:val="24"/>
@@ -6929,7 +6937,7 @@
     </w:p>
     <w:p>
       <w:pPr>
-        <w:pStyle w:val="DaftarParagraf"/>
+        <w:pStyle w:val="ListParagraph"/>
         <w:numPr>
           <w:ilvl w:val="0"/>
           <w:numId w:val="24"/>
@@ -6952,7 +6960,7 @@
     </w:p>
     <w:p>
       <w:pPr>
-        <w:pStyle w:val="DaftarParagraf"/>
+        <w:pStyle w:val="ListParagraph"/>
         <w:numPr>
           <w:ilvl w:val="0"/>
           <w:numId w:val="24"/>
@@ -6975,7 +6983,7 @@
     </w:p>
     <w:p>
       <w:pPr>
-        <w:pStyle w:val="DaftarParagraf"/>
+        <w:pStyle w:val="ListParagraph"/>
         <w:numPr>
           <w:ilvl w:val="0"/>
           <w:numId w:val="24"/>
@@ -6998,7 +7006,7 @@
     </w:p>
     <w:p>
       <w:pPr>
-        <w:pStyle w:val="DaftarParagraf"/>
+        <w:pStyle w:val="ListParagraph"/>
         <w:numPr>
           <w:ilvl w:val="0"/>
           <w:numId w:val="24"/>
@@ -7021,7 +7029,7 @@
     </w:p>
     <w:p>
       <w:pPr>
-        <w:pStyle w:val="DaftarParagraf"/>
+        <w:pStyle w:val="ListParagraph"/>
         <w:numPr>
           <w:ilvl w:val="0"/>
           <w:numId w:val="24"/>
@@ -7044,7 +7052,7 @@
     </w:p>
     <w:p>
       <w:pPr>
-        <w:pStyle w:val="DaftarParagraf"/>
+        <w:pStyle w:val="ListParagraph"/>
         <w:numPr>
           <w:ilvl w:val="0"/>
           <w:numId w:val="24"/>
@@ -7067,7 +7075,7 @@
     </w:p>
     <w:p>
       <w:pPr>
-        <w:pStyle w:val="DaftarParagraf"/>
+        <w:pStyle w:val="ListParagraph"/>
         <w:numPr>
           <w:ilvl w:val="0"/>
           <w:numId w:val="24"/>
@@ -7090,7 +7098,7 @@
     </w:p>
     <w:p>
       <w:pPr>
-        <w:pStyle w:val="DaftarParagraf"/>
+        <w:pStyle w:val="ListParagraph"/>
         <w:numPr>
           <w:ilvl w:val="0"/>
           <w:numId w:val="24"/>
@@ -7113,7 +7121,7 @@
     </w:p>
     <w:p>
       <w:pPr>
-        <w:pStyle w:val="DaftarParagraf"/>
+        <w:pStyle w:val="ListParagraph"/>
         <w:numPr>
           <w:ilvl w:val="0"/>
           <w:numId w:val="24"/>
@@ -7136,7 +7144,7 @@
     </w:p>
     <w:p>
       <w:pPr>
-        <w:pStyle w:val="DaftarParagraf"/>
+        <w:pStyle w:val="ListParagraph"/>
         <w:numPr>
           <w:ilvl w:val="0"/>
           <w:numId w:val="24"/>
@@ -7159,7 +7167,7 @@
     </w:p>
     <w:p>
       <w:pPr>
-        <w:pStyle w:val="DaftarParagraf"/>
+        <w:pStyle w:val="ListParagraph"/>
         <w:numPr>
           <w:ilvl w:val="0"/>
           <w:numId w:val="24"/>
@@ -7182,7 +7190,7 @@
     </w:p>
     <w:p>
       <w:pPr>
-        <w:pStyle w:val="DaftarParagraf"/>
+        <w:pStyle w:val="ListParagraph"/>
         <w:numPr>
           <w:ilvl w:val="0"/>
           <w:numId w:val="24"/>
@@ -7205,7 +7213,7 @@
     </w:p>
     <w:p>
       <w:pPr>
-        <w:pStyle w:val="DaftarParagraf"/>
+        <w:pStyle w:val="ListParagraph"/>
         <w:numPr>
           <w:ilvl w:val="0"/>
           <w:numId w:val="24"/>
@@ -7228,7 +7236,7 @@
     </w:p>
     <w:p>
       <w:pPr>
-        <w:pStyle w:val="DaftarParagraf"/>
+        <w:pStyle w:val="ListParagraph"/>
         <w:numPr>
           <w:ilvl w:val="0"/>
           <w:numId w:val="24"/>
@@ -7251,7 +7259,7 @@
     </w:p>
     <w:p>
       <w:pPr>
-        <w:pStyle w:val="DaftarParagraf"/>
+        <w:pStyle w:val="ListParagraph"/>
         <w:spacing w:before="60" w:after="60"/>
         <w:ind w:left="900"/>
         <w:jc w:val="both"/>
@@ -7289,7 +7297,7 @@
     </w:p>
     <w:p>
       <w:pPr>
-        <w:pStyle w:val="DaftarParagraf"/>
+        <w:pStyle w:val="ListParagraph"/>
         <w:numPr>
           <w:ilvl w:val="0"/>
           <w:numId w:val="1"/>
@@ -7315,7 +7323,7 @@
     </w:p>
     <w:p>
       <w:pPr>
-        <w:pStyle w:val="DaftarParagraf"/>
+        <w:pStyle w:val="ListParagraph"/>
         <w:numPr>
           <w:ilvl w:val="0"/>
           <w:numId w:val="1"/>
@@ -7341,7 +7349,7 @@
     </w:p>
     <w:p>
       <w:pPr>
-        <w:pStyle w:val="DaftarParagraf"/>
+        <w:pStyle w:val="ListParagraph"/>
         <w:numPr>
           <w:ilvl w:val="0"/>
           <w:numId w:val="1"/>
@@ -7461,7 +7469,7 @@
     </w:p>
     <w:p>
       <w:pPr>
-        <w:pStyle w:val="DaftarParagraf"/>
+        <w:pStyle w:val="ListParagraph"/>
         <w:numPr>
           <w:ilvl w:val="0"/>
           <w:numId w:val="29"/>
@@ -7487,7 +7495,7 @@
     </w:p>
     <w:p>
       <w:pPr>
-        <w:pStyle w:val="DaftarParagraf"/>
+        <w:pStyle w:val="ListParagraph"/>
         <w:numPr>
           <w:ilvl w:val="0"/>
           <w:numId w:val="29"/>
@@ -7513,7 +7521,7 @@
     </w:p>
     <w:p>
       <w:pPr>
-        <w:pStyle w:val="DaftarParagraf"/>
+        <w:pStyle w:val="ListParagraph"/>
         <w:numPr>
           <w:ilvl w:val="0"/>
           <w:numId w:val="29"/>
@@ -7539,7 +7547,7 @@
     </w:p>
     <w:p>
       <w:pPr>
-        <w:pStyle w:val="DaftarParagraf"/>
+        <w:pStyle w:val="ListParagraph"/>
         <w:numPr>
           <w:ilvl w:val="0"/>
           <w:numId w:val="29"/>
@@ -7622,7 +7630,7 @@
     </w:p>
     <w:p>
       <w:pPr>
-        <w:pStyle w:val="DaftarParagraf"/>
+        <w:pStyle w:val="ListParagraph"/>
         <w:numPr>
           <w:ilvl w:val="0"/>
           <w:numId w:val="29"/>
@@ -7645,7 +7653,7 @@
     </w:p>
     <w:p>
       <w:pPr>
-        <w:pStyle w:val="DaftarParagraf"/>
+        <w:pStyle w:val="ListParagraph"/>
         <w:numPr>
           <w:ilvl w:val="0"/>
           <w:numId w:val="29"/>
@@ -7669,7 +7677,7 @@
     </w:p>
     <w:p>
       <w:pPr>
-        <w:pStyle w:val="DaftarParagraf"/>
+        <w:pStyle w:val="ListParagraph"/>
         <w:numPr>
           <w:ilvl w:val="0"/>
           <w:numId w:val="29"/>
@@ -8515,7 +8523,7 @@
     </w:p>
     <w:p>
       <w:pPr>
-        <w:pStyle w:val="DaftarParagraf"/>
+        <w:pStyle w:val="ListParagraph"/>
         <w:numPr>
           <w:ilvl w:val="0"/>
           <w:numId w:val="28"/>
@@ -8538,7 +8546,7 @@
     </w:p>
     <w:p>
       <w:pPr>
-        <w:pStyle w:val="DaftarParagraf"/>
+        <w:pStyle w:val="ListParagraph"/>
         <w:numPr>
           <w:ilvl w:val="0"/>
           <w:numId w:val="28"/>
@@ -8561,7 +8569,7 @@
     </w:p>
     <w:p>
       <w:pPr>
-        <w:pStyle w:val="DaftarParagraf"/>
+        <w:pStyle w:val="ListParagraph"/>
         <w:numPr>
           <w:ilvl w:val="0"/>
           <w:numId w:val="28"/>
@@ -8584,7 +8592,7 @@
     </w:p>
     <w:p>
       <w:pPr>
-        <w:pStyle w:val="DaftarParagraf"/>
+        <w:pStyle w:val="ListParagraph"/>
         <w:numPr>
           <w:ilvl w:val="0"/>
           <w:numId w:val="28"/>
@@ -8607,7 +8615,7 @@
     </w:p>
     <w:p>
       <w:pPr>
-        <w:pStyle w:val="DaftarParagraf"/>
+        <w:pStyle w:val="ListParagraph"/>
         <w:numPr>
           <w:ilvl w:val="0"/>
           <w:numId w:val="28"/>
@@ -8630,7 +8638,7 @@
     </w:p>
     <w:p>
       <w:pPr>
-        <w:pStyle w:val="DaftarParagraf"/>
+        <w:pStyle w:val="ListParagraph"/>
         <w:numPr>
           <w:ilvl w:val="0"/>
           <w:numId w:val="28"/>
@@ -8653,7 +8661,7 @@
     </w:p>
     <w:p>
       <w:pPr>
-        <w:pStyle w:val="DaftarParagraf"/>
+        <w:pStyle w:val="ListParagraph"/>
         <w:numPr>
           <w:ilvl w:val="0"/>
           <w:numId w:val="28"/>
@@ -8676,7 +8684,7 @@
     </w:p>
     <w:p>
       <w:pPr>
-        <w:pStyle w:val="DaftarParagraf"/>
+        <w:pStyle w:val="ListParagraph"/>
         <w:numPr>
           <w:ilvl w:val="0"/>
           <w:numId w:val="28"/>
@@ -8699,7 +8707,7 @@
     </w:p>
     <w:p>
       <w:pPr>
-        <w:pStyle w:val="DaftarParagraf"/>
+        <w:pStyle w:val="ListParagraph"/>
         <w:numPr>
           <w:ilvl w:val="0"/>
           <w:numId w:val="28"/>
@@ -8722,7 +8730,7 @@
     </w:p>
     <w:p>
       <w:pPr>
-        <w:pStyle w:val="DaftarParagraf"/>
+        <w:pStyle w:val="ListParagraph"/>
         <w:numPr>
           <w:ilvl w:val="0"/>
           <w:numId w:val="28"/>
@@ -8746,7 +8754,7 @@
     </w:p>
     <w:p>
       <w:pPr>
-        <w:pStyle w:val="DaftarParagraf"/>
+        <w:pStyle w:val="ListParagraph"/>
         <w:numPr>
           <w:ilvl w:val="0"/>
           <w:numId w:val="28"/>
@@ -8769,7 +8777,7 @@
     </w:p>
     <w:p>
       <w:pPr>
-        <w:pStyle w:val="DaftarParagraf"/>
+        <w:pStyle w:val="ListParagraph"/>
         <w:numPr>
           <w:ilvl w:val="0"/>
           <w:numId w:val="28"/>
@@ -8792,7 +8800,7 @@
     </w:p>
     <w:p>
       <w:pPr>
-        <w:pStyle w:val="DaftarParagraf"/>
+        <w:pStyle w:val="ListParagraph"/>
         <w:numPr>
           <w:ilvl w:val="0"/>
           <w:numId w:val="28"/>
@@ -8815,7 +8823,7 @@
     </w:p>
     <w:p>
       <w:pPr>
-        <w:pStyle w:val="DaftarParagraf"/>
+        <w:pStyle w:val="ListParagraph"/>
         <w:numPr>
           <w:ilvl w:val="0"/>
           <w:numId w:val="28"/>
@@ -8838,7 +8846,7 @@
     </w:p>
     <w:p>
       <w:pPr>
-        <w:pStyle w:val="DaftarParagraf"/>
+        <w:pStyle w:val="ListParagraph"/>
         <w:numPr>
           <w:ilvl w:val="0"/>
           <w:numId w:val="28"/>
@@ -8861,7 +8869,7 @@
     </w:p>
     <w:p>
       <w:pPr>
-        <w:pStyle w:val="DaftarParagraf"/>
+        <w:pStyle w:val="ListParagraph"/>
         <w:numPr>
           <w:ilvl w:val="0"/>
           <w:numId w:val="28"/>
@@ -8884,7 +8892,7 @@
     </w:p>
     <w:p>
       <w:pPr>
-        <w:pStyle w:val="DaftarParagraf"/>
+        <w:pStyle w:val="ListParagraph"/>
         <w:numPr>
           <w:ilvl w:val="0"/>
           <w:numId w:val="28"/>
@@ -8907,7 +8915,7 @@
     </w:p>
     <w:p>
       <w:pPr>
-        <w:pStyle w:val="DaftarParagraf"/>
+        <w:pStyle w:val="ListParagraph"/>
         <w:spacing w:before="60" w:after="60"/>
         <w:ind w:left="1506"/>
         <w:jc w:val="both"/>
@@ -8942,7 +8950,7 @@
     </w:p>
     <w:p>
       <w:pPr>
-        <w:pStyle w:val="DaftarParagraf"/>
+        <w:pStyle w:val="ListParagraph"/>
         <w:numPr>
           <w:ilvl w:val="0"/>
           <w:numId w:val="1"/>
@@ -8968,7 +8976,7 @@
     </w:p>
     <w:p>
       <w:pPr>
-        <w:pStyle w:val="DaftarParagraf"/>
+        <w:pStyle w:val="ListParagraph"/>
         <w:numPr>
           <w:ilvl w:val="0"/>
           <w:numId w:val="1"/>
@@ -8994,7 +9002,7 @@
     </w:p>
     <w:p>
       <w:pPr>
-        <w:pStyle w:val="DaftarParagraf"/>
+        <w:pStyle w:val="ListParagraph"/>
         <w:numPr>
           <w:ilvl w:val="0"/>
           <w:numId w:val="1"/>
@@ -9076,7 +9084,7 @@
     </w:p>
     <w:p>
       <w:pPr>
-        <w:pStyle w:val="DaftarParagraf"/>
+        <w:pStyle w:val="ListParagraph"/>
         <w:numPr>
           <w:ilvl w:val="0"/>
           <w:numId w:val="43"/>
@@ -9102,7 +9110,7 @@
     </w:p>
     <w:p>
       <w:pPr>
-        <w:pStyle w:val="DaftarParagraf"/>
+        <w:pStyle w:val="ListParagraph"/>
         <w:numPr>
           <w:ilvl w:val="0"/>
           <w:numId w:val="43"/>
@@ -9128,7 +9136,7 @@
     </w:p>
     <w:p>
       <w:pPr>
-        <w:pStyle w:val="DaftarParagraf"/>
+        <w:pStyle w:val="ListParagraph"/>
         <w:numPr>
           <w:ilvl w:val="0"/>
           <w:numId w:val="43"/>
@@ -9154,7 +9162,7 @@
     </w:p>
     <w:p>
       <w:pPr>
-        <w:pStyle w:val="DaftarParagraf"/>
+        <w:pStyle w:val="ListParagraph"/>
         <w:numPr>
           <w:ilvl w:val="0"/>
           <w:numId w:val="43"/>
@@ -9237,7 +9245,7 @@
     </w:p>
     <w:p>
       <w:pPr>
-        <w:pStyle w:val="DaftarParagraf"/>
+        <w:pStyle w:val="ListParagraph"/>
         <w:numPr>
           <w:ilvl w:val="0"/>
           <w:numId w:val="43"/>
@@ -9260,7 +9268,7 @@
     </w:p>
     <w:p>
       <w:pPr>
-        <w:pStyle w:val="DaftarParagraf"/>
+        <w:pStyle w:val="ListParagraph"/>
         <w:numPr>
           <w:ilvl w:val="0"/>
           <w:numId w:val="43"/>
@@ -9284,7 +9292,7 @@
     </w:p>
     <w:p>
       <w:pPr>
-        <w:pStyle w:val="DaftarParagraf"/>
+        <w:pStyle w:val="ListParagraph"/>
         <w:numPr>
           <w:ilvl w:val="0"/>
           <w:numId w:val="43"/>
@@ -9543,7 +9551,7 @@
     </w:p>
     <w:p>
       <w:pPr>
-        <w:pStyle w:val="Judul5"/>
+        <w:pStyle w:val="Heading5"/>
         <w:ind w:left="0" w:firstLine="0"/>
         <w:rPr>
           <w:rFonts w:ascii="Times New Roman" w:hAnsi="Times New Roman" w:cs="Times New Roman"/>
@@ -9561,7 +9569,7 @@
       </w:r>
       <w:r>
         <w:rPr>
-          <w:rStyle w:val="Kuat"/>
+          <w:rStyle w:val="Strong"/>
           <w:rFonts w:ascii="Times New Roman" w:hAnsi="Times New Roman" w:cs="Times New Roman"/>
           <w:b/>
           <w:bCs/>
@@ -9581,7 +9589,7 @@
       </w:pPr>
       <w:r>
         <w:rPr>
-          <w:rStyle w:val="Kuat"/>
+          <w:rStyle w:val="Strong"/>
         </w:rPr>
         <w:t>Mengenal Lirik Lagu Kebangsaan Indonesia Raya (30 Menit):</w:t>
       </w:r>
@@ -9600,7 +9608,7 @@
       </w:pPr>
       <w:r>
         <w:rPr>
-          <w:rStyle w:val="Kuat"/>
+          <w:rStyle w:val="Strong"/>
         </w:rPr>
         <w:t>Menirukan Lagu Indonesia Raya (20 Menit):</w:t>
       </w:r>
@@ -9611,7 +9619,7 @@
     </w:p>
     <w:p>
       <w:pPr>
-        <w:pStyle w:val="Judul5"/>
+        <w:pStyle w:val="Heading5"/>
         <w:ind w:left="0" w:firstLine="0"/>
         <w:rPr>
           <w:rFonts w:ascii="Times New Roman" w:hAnsi="Times New Roman" w:cs="Times New Roman"/>
@@ -9629,7 +9637,7 @@
       </w:r>
       <w:r>
         <w:rPr>
-          <w:rStyle w:val="Kuat"/>
+          <w:rStyle w:val="Strong"/>
           <w:rFonts w:ascii="Times New Roman" w:hAnsi="Times New Roman" w:cs="Times New Roman"/>
           <w:b/>
           <w:bCs/>
@@ -9649,7 +9657,7 @@
       </w:pPr>
       <w:r>
         <w:rPr>
-          <w:rStyle w:val="Kuat"/>
+          <w:rStyle w:val="Strong"/>
         </w:rPr>
         <w:t>Bermain Tepuk Irama Indonesia Raya (20 Menit):</w:t>
       </w:r>
@@ -9668,7 +9676,7 @@
       </w:pPr>
       <w:r>
         <w:rPr>
-          <w:rStyle w:val="Kuat"/>
+          <w:rStyle w:val="Strong"/>
         </w:rPr>
         <w:t>Bernyanyi Bersama (10 Menit):</w:t>
       </w:r>
@@ -9679,7 +9687,7 @@
     </w:p>
     <w:p>
       <w:pPr>
-        <w:pStyle w:val="Judul5"/>
+        <w:pStyle w:val="Heading5"/>
         <w:ind w:left="0" w:firstLine="0"/>
         <w:rPr>
           <w:rFonts w:ascii="Times New Roman" w:hAnsi="Times New Roman" w:cs="Times New Roman"/>
@@ -9697,7 +9705,7 @@
       </w:r>
       <w:r>
         <w:rPr>
-          <w:rStyle w:val="Kuat"/>
+          <w:rStyle w:val="Strong"/>
           <w:rFonts w:ascii="Times New Roman" w:hAnsi="Times New Roman" w:cs="Times New Roman"/>
           <w:b/>
           <w:bCs/>
@@ -9717,7 +9725,7 @@
       </w:pPr>
       <w:r>
         <w:rPr>
-          <w:rStyle w:val="Kuat"/>
+          <w:rStyle w:val="Strong"/>
         </w:rPr>
         <w:t>Menghayati Makna Lagu (10 Menit):</w:t>
       </w:r>
@@ -9736,7 +9744,7 @@
       </w:pPr>
       <w:r>
         <w:rPr>
-          <w:rStyle w:val="Kuat"/>
+          <w:rStyle w:val="Strong"/>
         </w:rPr>
         <w:t>Refleksi Diri (10 Menit):</w:t>
       </w:r>
@@ -9759,7 +9767,7 @@
     </w:p>
     <w:p>
       <w:pPr>
-        <w:pStyle w:val="DaftarParagraf"/>
+        <w:pStyle w:val="ListParagraph"/>
         <w:numPr>
           <w:ilvl w:val="0"/>
           <w:numId w:val="42"/>
@@ -9781,7 +9789,7 @@
     </w:p>
     <w:p>
       <w:pPr>
-        <w:pStyle w:val="DaftarParagraf"/>
+        <w:pStyle w:val="ListParagraph"/>
         <w:numPr>
           <w:ilvl w:val="0"/>
           <w:numId w:val="42"/>
@@ -9803,7 +9811,7 @@
     </w:p>
     <w:p>
       <w:pPr>
-        <w:pStyle w:val="DaftarParagraf"/>
+        <w:pStyle w:val="ListParagraph"/>
         <w:numPr>
           <w:ilvl w:val="0"/>
           <w:numId w:val="42"/>
@@ -9825,7 +9833,7 @@
     </w:p>
     <w:p>
       <w:pPr>
-        <w:pStyle w:val="DaftarParagraf"/>
+        <w:pStyle w:val="ListParagraph"/>
         <w:numPr>
           <w:ilvl w:val="0"/>
           <w:numId w:val="42"/>
@@ -9847,7 +9855,7 @@
     </w:p>
     <w:p>
       <w:pPr>
-        <w:pStyle w:val="DaftarParagraf"/>
+        <w:pStyle w:val="ListParagraph"/>
         <w:numPr>
           <w:ilvl w:val="0"/>
           <w:numId w:val="42"/>
@@ -9870,7 +9878,7 @@
     </w:p>
     <w:p>
       <w:pPr>
-        <w:pStyle w:val="DaftarParagraf"/>
+        <w:pStyle w:val="ListParagraph"/>
         <w:numPr>
           <w:ilvl w:val="0"/>
           <w:numId w:val="42"/>
@@ -9892,7 +9900,7 @@
     </w:p>
     <w:p>
       <w:pPr>
-        <w:pStyle w:val="DaftarParagraf"/>
+        <w:pStyle w:val="ListParagraph"/>
         <w:numPr>
           <w:ilvl w:val="0"/>
           <w:numId w:val="42"/>
@@ -9914,7 +9922,7 @@
     </w:p>
     <w:p>
       <w:pPr>
-        <w:pStyle w:val="DaftarParagraf"/>
+        <w:pStyle w:val="ListParagraph"/>
         <w:numPr>
           <w:ilvl w:val="0"/>
           <w:numId w:val="42"/>
@@ -9936,7 +9944,7 @@
     </w:p>
     <w:p>
       <w:pPr>
-        <w:pStyle w:val="DaftarParagraf"/>
+        <w:pStyle w:val="ListParagraph"/>
         <w:numPr>
           <w:ilvl w:val="0"/>
           <w:numId w:val="42"/>
@@ -9958,7 +9966,7 @@
     </w:p>
     <w:p>
       <w:pPr>
-        <w:pStyle w:val="DaftarParagraf"/>
+        <w:pStyle w:val="ListParagraph"/>
         <w:numPr>
           <w:ilvl w:val="0"/>
           <w:numId w:val="42"/>
@@ -9980,7 +9988,7 @@
     </w:p>
     <w:p>
       <w:pPr>
-        <w:pStyle w:val="DaftarParagraf"/>
+        <w:pStyle w:val="ListParagraph"/>
         <w:spacing w:before="60" w:after="60"/>
         <w:jc w:val="both"/>
         <w:rPr>
@@ -9998,7 +10006,7 @@
     </w:p>
     <w:p>
       <w:pPr>
-        <w:pStyle w:val="DaftarParagraf"/>
+        <w:pStyle w:val="ListParagraph"/>
         <w:spacing w:before="60" w:after="60"/>
         <w:jc w:val="both"/>
         <w:rPr>
@@ -10016,7 +10024,7 @@
     </w:p>
     <w:p>
       <w:pPr>
-        <w:pStyle w:val="DaftarParagraf"/>
+        <w:pStyle w:val="ListParagraph"/>
         <w:numPr>
           <w:ilvl w:val="0"/>
           <w:numId w:val="42"/>
@@ -10038,7 +10046,7 @@
     </w:p>
     <w:p>
       <w:pPr>
-        <w:pStyle w:val="DaftarParagraf"/>
+        <w:pStyle w:val="ListParagraph"/>
         <w:spacing w:before="60" w:after="60"/>
         <w:ind w:left="786"/>
         <w:jc w:val="both"/>
@@ -10074,7 +10082,7 @@
     </w:p>
     <w:p>
       <w:pPr>
-        <w:pStyle w:val="DaftarParagraf"/>
+        <w:pStyle w:val="ListParagraph"/>
         <w:numPr>
           <w:ilvl w:val="0"/>
           <w:numId w:val="1"/>
@@ -10100,7 +10108,7 @@
     </w:p>
     <w:p>
       <w:pPr>
-        <w:pStyle w:val="DaftarParagraf"/>
+        <w:pStyle w:val="ListParagraph"/>
         <w:numPr>
           <w:ilvl w:val="0"/>
           <w:numId w:val="1"/>
@@ -10126,7 +10134,7 @@
     </w:p>
     <w:p>
       <w:pPr>
-        <w:pStyle w:val="DaftarParagraf"/>
+        <w:pStyle w:val="ListParagraph"/>
         <w:numPr>
           <w:ilvl w:val="0"/>
           <w:numId w:val="1"/>
@@ -10217,7 +10225,7 @@
     </w:p>
     <w:p>
       <w:pPr>
-        <w:pStyle w:val="DaftarParagraf"/>
+        <w:pStyle w:val="ListParagraph"/>
         <w:numPr>
           <w:ilvl w:val="0"/>
           <w:numId w:val="50"/>
@@ -10242,7 +10250,7 @@
     </w:p>
     <w:p>
       <w:pPr>
-        <w:pStyle w:val="DaftarParagraf"/>
+        <w:pStyle w:val="ListParagraph"/>
         <w:numPr>
           <w:ilvl w:val="0"/>
           <w:numId w:val="50"/>
@@ -10267,7 +10275,7 @@
     </w:p>
     <w:p>
       <w:pPr>
-        <w:pStyle w:val="DaftarParagraf"/>
+        <w:pStyle w:val="ListParagraph"/>
         <w:numPr>
           <w:ilvl w:val="0"/>
           <w:numId w:val="50"/>
@@ -10292,7 +10300,7 @@
     </w:p>
     <w:p>
       <w:pPr>
-        <w:pStyle w:val="DaftarParagraf"/>
+        <w:pStyle w:val="ListParagraph"/>
         <w:numPr>
           <w:ilvl w:val="0"/>
           <w:numId w:val="50"/>
@@ -10374,7 +10382,7 @@
     </w:p>
     <w:p>
       <w:pPr>
-        <w:pStyle w:val="DaftarParagraf"/>
+        <w:pStyle w:val="ListParagraph"/>
         <w:numPr>
           <w:ilvl w:val="0"/>
           <w:numId w:val="50"/>
@@ -10396,7 +10404,7 @@
     </w:p>
     <w:p>
       <w:pPr>
-        <w:pStyle w:val="DaftarParagraf"/>
+        <w:pStyle w:val="ListParagraph"/>
         <w:numPr>
           <w:ilvl w:val="0"/>
           <w:numId w:val="50"/>
@@ -10419,7 +10427,7 @@
     </w:p>
     <w:p>
       <w:pPr>
-        <w:pStyle w:val="DaftarParagraf"/>
+        <w:pStyle w:val="ListParagraph"/>
         <w:numPr>
           <w:ilvl w:val="0"/>
           <w:numId w:val="50"/>
@@ -10650,7 +10658,7 @@
     </w:p>
     <w:p>
       <w:pPr>
-        <w:pStyle w:val="Judul5"/>
+        <w:pStyle w:val="Heading5"/>
         <w:ind w:left="0" w:firstLine="0"/>
         <w:rPr>
           <w:rFonts w:ascii="Times New Roman" w:hAnsi="Times New Roman" w:cs="Times New Roman"/>
@@ -10668,7 +10676,7 @@
       </w:r>
       <w:r>
         <w:rPr>
-          <w:rStyle w:val="Kuat"/>
+          <w:rStyle w:val="Strong"/>
           <w:rFonts w:ascii="Times New Roman" w:hAnsi="Times New Roman" w:cs="Times New Roman"/>
           <w:b/>
           <w:bCs/>
@@ -10688,7 +10696,7 @@
       </w:pPr>
       <w:r>
         <w:rPr>
-          <w:rStyle w:val="Kuat"/>
+          <w:rStyle w:val="Strong"/>
         </w:rPr>
         <w:t>Mengenal Lambang Garuda Pancasila (30 Menit):</w:t>
       </w:r>
@@ -10707,7 +10715,7 @@
       </w:pPr>
       <w:r>
         <w:rPr>
-          <w:rStyle w:val="Kuat"/>
+          <w:rStyle w:val="Strong"/>
         </w:rPr>
         <w:t>Diskusi tentang Makna Pancasila (20 Menit):</w:t>
       </w:r>
@@ -10718,7 +10726,7 @@
     </w:p>
     <w:p>
       <w:pPr>
-        <w:pStyle w:val="Judul5"/>
+        <w:pStyle w:val="Heading5"/>
         <w:ind w:left="0" w:firstLine="0"/>
         <w:rPr>
           <w:rFonts w:ascii="Times New Roman" w:hAnsi="Times New Roman" w:cs="Times New Roman"/>
@@ -10736,7 +10744,7 @@
       </w:r>
       <w:r>
         <w:rPr>
-          <w:rStyle w:val="Kuat"/>
+          <w:rStyle w:val="Strong"/>
           <w:rFonts w:ascii="Times New Roman" w:hAnsi="Times New Roman" w:cs="Times New Roman"/>
           <w:b/>
           <w:bCs/>
@@ -10756,7 +10764,7 @@
       </w:pPr>
       <w:r>
         <w:rPr>
-          <w:rStyle w:val="Kuat"/>
+          <w:rStyle w:val="Strong"/>
         </w:rPr>
         <w:t>Bermain Mencari Simbol (20 Menit):</w:t>
       </w:r>
@@ -10775,7 +10783,7 @@
       </w:pPr>
       <w:r>
         <w:rPr>
-          <w:rStyle w:val="Kuat"/>
+          <w:rStyle w:val="Strong"/>
         </w:rPr>
         <w:t>Menggambar Lambang Garuda (20 Menit):</w:t>
       </w:r>
@@ -10786,7 +10794,7 @@
     </w:p>
     <w:p>
       <w:pPr>
-        <w:pStyle w:val="Judul5"/>
+        <w:pStyle w:val="Heading5"/>
         <w:ind w:left="0" w:firstLine="0"/>
         <w:rPr>
           <w:rFonts w:ascii="Times New Roman" w:hAnsi="Times New Roman" w:cs="Times New Roman"/>
@@ -10804,7 +10812,7 @@
       </w:r>
       <w:r>
         <w:rPr>
-          <w:rStyle w:val="Kuat"/>
+          <w:rStyle w:val="Strong"/>
           <w:rFonts w:ascii="Times New Roman" w:hAnsi="Times New Roman" w:cs="Times New Roman"/>
           <w:b/>
           <w:bCs/>
@@ -10824,7 +10832,7 @@
       </w:pPr>
       <w:r>
         <w:rPr>
-          <w:rStyle w:val="Kuat"/>
+          <w:rStyle w:val="Strong"/>
         </w:rPr>
         <w:t>Menceritakan Makna Simbol (10 Menit):</w:t>
       </w:r>
@@ -10843,7 +10851,7 @@
       </w:pPr>
       <w:r>
         <w:rPr>
-          <w:rStyle w:val="Kuat"/>
+          <w:rStyle w:val="Strong"/>
         </w:rPr>
         <w:t>Refleksi Diri (10 Menit):</w:t>
       </w:r>
@@ -10866,7 +10874,7 @@
     </w:p>
     <w:p>
       <w:pPr>
-        <w:pStyle w:val="DaftarParagraf"/>
+        <w:pStyle w:val="ListParagraph"/>
         <w:numPr>
           <w:ilvl w:val="0"/>
           <w:numId w:val="54"/>
@@ -10889,7 +10897,7 @@
     </w:p>
     <w:p>
       <w:pPr>
-        <w:pStyle w:val="DaftarParagraf"/>
+        <w:pStyle w:val="ListParagraph"/>
         <w:numPr>
           <w:ilvl w:val="0"/>
           <w:numId w:val="54"/>
@@ -10912,7 +10920,7 @@
     </w:p>
     <w:p>
       <w:pPr>
-        <w:pStyle w:val="DaftarParagraf"/>
+        <w:pStyle w:val="ListParagraph"/>
         <w:numPr>
           <w:ilvl w:val="0"/>
           <w:numId w:val="54"/>
@@ -10930,7 +10938,7 @@
           <w:sz w:val="24"/>
           <w:szCs w:val="24"/>
         </w:rPr>
-        <w:t xml:space="preserve">Guru menjelaskan bagaimana langkah-langkah selama permainan berlangsung, Guru dapat menggunakan bola plastik kecil atau langsung menunjuk peserta didik untuk melakukan permainan sambung lirik. Sebagai contoh: Guru menyanyikan lagu Indonesia </w:t>
+        <w:t xml:space="preserve">Guru menjelaskan bagaimana langkah-langkah selama permainan berlangsung, Guru dapat menggunakan bola plastik kecil atau langsung menunjuk peserta didik untuk melakukan permainan sambung lirik. Sebagai contoh: Guru menyanyikan lagu Indonesia Raya dimulai </w:t>
       </w:r>
       <w:r>
         <w:rPr>
@@ -10938,12 +10946,12 @@
           <w:szCs w:val="24"/>
         </w:rPr>
         <w:lastRenderedPageBreak/>
-        <w:t xml:space="preserve">Raya dimulai dari kata “Indonesia Tanah Airku….” Kemudian guru menunjuk salah satu peserta didik. Peserta didik akan melanjutkan “Tanah Tumpah Darahku….” </w:t>
-      </w:r>
-    </w:p>
-    <w:p>
-      <w:pPr>
-        <w:pStyle w:val="DaftarParagraf"/>
+        <w:t xml:space="preserve">dari kata “Indonesia Tanah Airku….” Kemudian guru menunjuk salah satu peserta didik. Peserta didik akan melanjutkan “Tanah Tumpah Darahku….” </w:t>
+      </w:r>
+    </w:p>
+    <w:p>
+      <w:pPr>
+        <w:pStyle w:val="ListParagraph"/>
         <w:numPr>
           <w:ilvl w:val="0"/>
           <w:numId w:val="54"/>
@@ -10966,7 +10974,7 @@
     </w:p>
     <w:p>
       <w:pPr>
-        <w:pStyle w:val="DaftarParagraf"/>
+        <w:pStyle w:val="ListParagraph"/>
         <w:numPr>
           <w:ilvl w:val="0"/>
           <w:numId w:val="54"/>
@@ -10989,7 +10997,7 @@
     </w:p>
     <w:p>
       <w:pPr>
-        <w:pStyle w:val="DaftarParagraf"/>
+        <w:pStyle w:val="ListParagraph"/>
         <w:numPr>
           <w:ilvl w:val="0"/>
           <w:numId w:val="54"/>
@@ -11012,7 +11020,7 @@
     </w:p>
     <w:p>
       <w:pPr>
-        <w:pStyle w:val="DaftarParagraf"/>
+        <w:pStyle w:val="ListParagraph"/>
         <w:numPr>
           <w:ilvl w:val="0"/>
           <w:numId w:val="54"/>
@@ -11035,7 +11043,7 @@
     </w:p>
     <w:p>
       <w:pPr>
-        <w:pStyle w:val="DaftarParagraf"/>
+        <w:pStyle w:val="ListParagraph"/>
         <w:spacing w:before="60" w:after="60"/>
         <w:ind w:left="786"/>
         <w:jc w:val="both"/>
@@ -11069,7 +11077,7 @@
     </w:p>
     <w:p>
       <w:pPr>
-        <w:pStyle w:val="DaftarParagraf"/>
+        <w:pStyle w:val="ListParagraph"/>
         <w:numPr>
           <w:ilvl w:val="0"/>
           <w:numId w:val="1"/>
@@ -11095,7 +11103,7 @@
     </w:p>
     <w:p>
       <w:pPr>
-        <w:pStyle w:val="DaftarParagraf"/>
+        <w:pStyle w:val="ListParagraph"/>
         <w:numPr>
           <w:ilvl w:val="0"/>
           <w:numId w:val="1"/>
@@ -11121,7 +11129,7 @@
     </w:p>
     <w:p>
       <w:pPr>
-        <w:pStyle w:val="DaftarParagraf"/>
+        <w:pStyle w:val="ListParagraph"/>
         <w:numPr>
           <w:ilvl w:val="0"/>
           <w:numId w:val="1"/>
@@ -11284,7 +11292,7 @@
     </w:p>
     <w:p>
       <w:pPr>
-        <w:pStyle w:val="DaftarParagraf"/>
+        <w:pStyle w:val="ListParagraph"/>
         <w:numPr>
           <w:ilvl w:val="0"/>
           <w:numId w:val="61"/>
@@ -11309,7 +11317,7 @@
     </w:p>
     <w:p>
       <w:pPr>
-        <w:pStyle w:val="DaftarParagraf"/>
+        <w:pStyle w:val="ListParagraph"/>
         <w:numPr>
           <w:ilvl w:val="0"/>
           <w:numId w:val="61"/>
@@ -11334,7 +11342,7 @@
     </w:p>
     <w:p>
       <w:pPr>
-        <w:pStyle w:val="DaftarParagraf"/>
+        <w:pStyle w:val="ListParagraph"/>
         <w:numPr>
           <w:ilvl w:val="0"/>
           <w:numId w:val="61"/>
@@ -11359,7 +11367,7 @@
     </w:p>
     <w:p>
       <w:pPr>
-        <w:pStyle w:val="DaftarParagraf"/>
+        <w:pStyle w:val="ListParagraph"/>
         <w:numPr>
           <w:ilvl w:val="0"/>
           <w:numId w:val="61"/>
@@ -11441,7 +11449,7 @@
     </w:p>
     <w:p>
       <w:pPr>
-        <w:pStyle w:val="DaftarParagraf"/>
+        <w:pStyle w:val="ListParagraph"/>
         <w:numPr>
           <w:ilvl w:val="0"/>
           <w:numId w:val="61"/>
@@ -11463,7 +11471,7 @@
     </w:p>
     <w:p>
       <w:pPr>
-        <w:pStyle w:val="DaftarParagraf"/>
+        <w:pStyle w:val="ListParagraph"/>
         <w:numPr>
           <w:ilvl w:val="0"/>
           <w:numId w:val="61"/>
@@ -11486,7 +11494,7 @@
     </w:p>
     <w:p>
       <w:pPr>
-        <w:pStyle w:val="DaftarParagraf"/>
+        <w:pStyle w:val="ListParagraph"/>
         <w:numPr>
           <w:ilvl w:val="0"/>
           <w:numId w:val="61"/>
@@ -12232,7 +12240,7 @@
     </w:p>
     <w:p>
       <w:pPr>
-        <w:pStyle w:val="DaftarParagraf"/>
+        <w:pStyle w:val="ListParagraph"/>
         <w:numPr>
           <w:ilvl w:val="0"/>
           <w:numId w:val="62"/>
@@ -12255,7 +12263,7 @@
     </w:p>
     <w:p>
       <w:pPr>
-        <w:pStyle w:val="DaftarParagraf"/>
+        <w:pStyle w:val="ListParagraph"/>
         <w:numPr>
           <w:ilvl w:val="0"/>
           <w:numId w:val="62"/>
@@ -12278,7 +12286,7 @@
     </w:p>
     <w:p>
       <w:pPr>
-        <w:pStyle w:val="DaftarParagraf"/>
+        <w:pStyle w:val="ListParagraph"/>
         <w:numPr>
           <w:ilvl w:val="0"/>
           <w:numId w:val="62"/>
@@ -12301,7 +12309,7 @@
     </w:p>
     <w:p>
       <w:pPr>
-        <w:pStyle w:val="DaftarParagraf"/>
+        <w:pStyle w:val="ListParagraph"/>
         <w:numPr>
           <w:ilvl w:val="0"/>
           <w:numId w:val="62"/>
@@ -12324,7 +12332,7 @@
     </w:p>
     <w:p>
       <w:pPr>
-        <w:pStyle w:val="DaftarParagraf"/>
+        <w:pStyle w:val="ListParagraph"/>
         <w:numPr>
           <w:ilvl w:val="0"/>
           <w:numId w:val="62"/>
@@ -12347,7 +12355,7 @@
     </w:p>
     <w:p>
       <w:pPr>
-        <w:pStyle w:val="DaftarParagraf"/>
+        <w:pStyle w:val="ListParagraph"/>
         <w:numPr>
           <w:ilvl w:val="0"/>
           <w:numId w:val="62"/>
@@ -12370,7 +12378,7 @@
     </w:p>
     <w:p>
       <w:pPr>
-        <w:pStyle w:val="DaftarParagraf"/>
+        <w:pStyle w:val="ListParagraph"/>
         <w:numPr>
           <w:ilvl w:val="0"/>
           <w:numId w:val="62"/>
@@ -12396,7 +12404,7 @@
     </w:p>
     <w:p>
       <w:pPr>
-        <w:pStyle w:val="DaftarParagraf"/>
+        <w:pStyle w:val="ListParagraph"/>
         <w:spacing w:before="60" w:after="60"/>
         <w:ind w:left="786"/>
         <w:jc w:val="both"/>
@@ -12438,7 +12446,7 @@
     </w:p>
     <w:p>
       <w:pPr>
-        <w:pStyle w:val="DaftarParagraf"/>
+        <w:pStyle w:val="ListParagraph"/>
         <w:numPr>
           <w:ilvl w:val="0"/>
           <w:numId w:val="1"/>
@@ -12464,7 +12472,7 @@
     </w:p>
     <w:p>
       <w:pPr>
-        <w:pStyle w:val="DaftarParagraf"/>
+        <w:pStyle w:val="ListParagraph"/>
         <w:numPr>
           <w:ilvl w:val="0"/>
           <w:numId w:val="1"/>
@@ -12490,7 +12498,7 @@
     </w:p>
     <w:p>
       <w:pPr>
-        <w:pStyle w:val="DaftarParagraf"/>
+        <w:pStyle w:val="ListParagraph"/>
         <w:numPr>
           <w:ilvl w:val="0"/>
           <w:numId w:val="1"/>
@@ -12516,7 +12524,7 @@
     </w:p>
     <w:p>
       <w:pPr>
-        <w:pStyle w:val="DaftarParagraf"/>
+        <w:pStyle w:val="ListParagraph"/>
         <w:spacing w:before="60" w:after="60"/>
         <w:ind w:left="709"/>
         <w:contextualSpacing w:val="0"/>
@@ -12584,7 +12592,7 @@
     </w:p>
     <w:p>
       <w:pPr>
-        <w:pStyle w:val="DaftarParagraf"/>
+        <w:pStyle w:val="ListParagraph"/>
         <w:numPr>
           <w:ilvl w:val="0"/>
           <w:numId w:val="69"/>
@@ -12610,7 +12618,7 @@
     </w:p>
     <w:p>
       <w:pPr>
-        <w:pStyle w:val="DaftarParagraf"/>
+        <w:pStyle w:val="ListParagraph"/>
         <w:numPr>
           <w:ilvl w:val="0"/>
           <w:numId w:val="69"/>
@@ -12637,7 +12645,7 @@
     </w:p>
     <w:p>
       <w:pPr>
-        <w:pStyle w:val="DaftarParagraf"/>
+        <w:pStyle w:val="ListParagraph"/>
         <w:numPr>
           <w:ilvl w:val="0"/>
           <w:numId w:val="69"/>
@@ -12663,7 +12671,7 @@
     </w:p>
     <w:p>
       <w:pPr>
-        <w:pStyle w:val="DaftarParagraf"/>
+        <w:pStyle w:val="ListParagraph"/>
         <w:numPr>
           <w:ilvl w:val="0"/>
           <w:numId w:val="69"/>
@@ -12746,7 +12754,7 @@
     </w:p>
     <w:p>
       <w:pPr>
-        <w:pStyle w:val="DaftarParagraf"/>
+        <w:pStyle w:val="ListParagraph"/>
         <w:numPr>
           <w:ilvl w:val="0"/>
           <w:numId w:val="69"/>
@@ -12769,7 +12777,7 @@
     </w:p>
     <w:p>
       <w:pPr>
-        <w:pStyle w:val="DaftarParagraf"/>
+        <w:pStyle w:val="ListParagraph"/>
         <w:numPr>
           <w:ilvl w:val="0"/>
           <w:numId w:val="69"/>
@@ -12793,7 +12801,7 @@
     </w:p>
     <w:p>
       <w:pPr>
-        <w:pStyle w:val="DaftarParagraf"/>
+        <w:pStyle w:val="ListParagraph"/>
         <w:numPr>
           <w:ilvl w:val="0"/>
           <w:numId w:val="69"/>
@@ -13454,7 +13462,7 @@
     </w:p>
     <w:p>
       <w:pPr>
-        <w:pStyle w:val="DaftarParagraf"/>
+        <w:pStyle w:val="ListParagraph"/>
         <w:numPr>
           <w:ilvl w:val="0"/>
           <w:numId w:val="72"/>
@@ -13477,7 +13485,7 @@
     </w:p>
     <w:p>
       <w:pPr>
-        <w:pStyle w:val="DaftarParagraf"/>
+        <w:pStyle w:val="ListParagraph"/>
         <w:numPr>
           <w:ilvl w:val="0"/>
           <w:numId w:val="72"/>
@@ -13500,7 +13508,7 @@
     </w:p>
     <w:p>
       <w:pPr>
-        <w:pStyle w:val="DaftarParagraf"/>
+        <w:pStyle w:val="ListParagraph"/>
         <w:numPr>
           <w:ilvl w:val="0"/>
           <w:numId w:val="72"/>
@@ -13523,7 +13531,7 @@
     </w:p>
     <w:p>
       <w:pPr>
-        <w:pStyle w:val="DaftarParagraf"/>
+        <w:pStyle w:val="ListParagraph"/>
         <w:numPr>
           <w:ilvl w:val="0"/>
           <w:numId w:val="72"/>
@@ -13546,7 +13554,7 @@
     </w:p>
     <w:p>
       <w:pPr>
-        <w:pStyle w:val="DaftarParagraf"/>
+        <w:pStyle w:val="ListParagraph"/>
         <w:numPr>
           <w:ilvl w:val="0"/>
           <w:numId w:val="72"/>
@@ -13569,7 +13577,7 @@
     </w:p>
     <w:p>
       <w:pPr>
-        <w:pStyle w:val="DaftarParagraf"/>
+        <w:pStyle w:val="ListParagraph"/>
         <w:spacing w:before="60" w:after="60"/>
         <w:ind w:left="786"/>
         <w:jc w:val="both"/>
@@ -13611,7 +13619,7 @@
     </w:p>
     <w:p>
       <w:pPr>
-        <w:pStyle w:val="DaftarParagraf"/>
+        <w:pStyle w:val="ListParagraph"/>
         <w:numPr>
           <w:ilvl w:val="0"/>
           <w:numId w:val="1"/>
@@ -13637,7 +13645,7 @@
     </w:p>
     <w:p>
       <w:pPr>
-        <w:pStyle w:val="DaftarParagraf"/>
+        <w:pStyle w:val="ListParagraph"/>
         <w:numPr>
           <w:ilvl w:val="0"/>
           <w:numId w:val="1"/>
@@ -13663,7 +13671,7 @@
     </w:p>
     <w:p>
       <w:pPr>
-        <w:pStyle w:val="DaftarParagraf"/>
+        <w:pStyle w:val="ListParagraph"/>
         <w:numPr>
           <w:ilvl w:val="0"/>
           <w:numId w:val="1"/>
@@ -13754,7 +13762,7 @@
     </w:p>
     <w:p>
       <w:pPr>
-        <w:pStyle w:val="DaftarParagraf"/>
+        <w:pStyle w:val="ListParagraph"/>
         <w:numPr>
           <w:ilvl w:val="0"/>
           <w:numId w:val="78"/>
@@ -13779,7 +13787,7 @@
     </w:p>
     <w:p>
       <w:pPr>
-        <w:pStyle w:val="DaftarParagraf"/>
+        <w:pStyle w:val="ListParagraph"/>
         <w:numPr>
           <w:ilvl w:val="0"/>
           <w:numId w:val="78"/>
@@ -13804,7 +13812,7 @@
     </w:p>
     <w:p>
       <w:pPr>
-        <w:pStyle w:val="DaftarParagraf"/>
+        <w:pStyle w:val="ListParagraph"/>
         <w:numPr>
           <w:ilvl w:val="0"/>
           <w:numId w:val="78"/>
@@ -13829,7 +13837,7 @@
     </w:p>
     <w:p>
       <w:pPr>
-        <w:pStyle w:val="DaftarParagraf"/>
+        <w:pStyle w:val="ListParagraph"/>
         <w:numPr>
           <w:ilvl w:val="0"/>
           <w:numId w:val="78"/>
@@ -13911,7 +13919,7 @@
     </w:p>
     <w:p>
       <w:pPr>
-        <w:pStyle w:val="DaftarParagraf"/>
+        <w:pStyle w:val="ListParagraph"/>
         <w:numPr>
           <w:ilvl w:val="0"/>
           <w:numId w:val="78"/>
@@ -13933,7 +13941,7 @@
     </w:p>
     <w:p>
       <w:pPr>
-        <w:pStyle w:val="DaftarParagraf"/>
+        <w:pStyle w:val="ListParagraph"/>
         <w:numPr>
           <w:ilvl w:val="0"/>
           <w:numId w:val="78"/>
@@ -13956,7 +13964,7 @@
     </w:p>
     <w:p>
       <w:pPr>
-        <w:pStyle w:val="DaftarParagraf"/>
+        <w:pStyle w:val="ListParagraph"/>
         <w:numPr>
           <w:ilvl w:val="0"/>
           <w:numId w:val="78"/>
@@ -14585,7 +14593,7 @@
     </w:p>
     <w:p>
       <w:pPr>
-        <w:pStyle w:val="DaftarParagraf"/>
+        <w:pStyle w:val="ListParagraph"/>
         <w:numPr>
           <w:ilvl w:val="0"/>
           <w:numId w:val="81"/>
@@ -14610,7 +14618,7 @@
     </w:p>
     <w:p>
       <w:pPr>
-        <w:pStyle w:val="DaftarParagraf"/>
+        <w:pStyle w:val="ListParagraph"/>
         <w:numPr>
           <w:ilvl w:val="0"/>
           <w:numId w:val="81"/>
@@ -14635,7 +14643,7 @@
     </w:p>
     <w:p>
       <w:pPr>
-        <w:pStyle w:val="DaftarParagraf"/>
+        <w:pStyle w:val="ListParagraph"/>
         <w:numPr>
           <w:ilvl w:val="0"/>
           <w:numId w:val="81"/>
@@ -14660,7 +14668,7 @@
     </w:p>
     <w:p>
       <w:pPr>
-        <w:pStyle w:val="DaftarParagraf"/>
+        <w:pStyle w:val="ListParagraph"/>
         <w:numPr>
           <w:ilvl w:val="0"/>
           <w:numId w:val="81"/>
@@ -14685,7 +14693,7 @@
     </w:p>
     <w:p>
       <w:pPr>
-        <w:pStyle w:val="DaftarParagraf"/>
+        <w:pStyle w:val="ListParagraph"/>
         <w:numPr>
           <w:ilvl w:val="0"/>
           <w:numId w:val="81"/>
@@ -14710,7 +14718,7 @@
     </w:p>
     <w:p>
       <w:pPr>
-        <w:pStyle w:val="DaftarParagraf"/>
+        <w:pStyle w:val="ListParagraph"/>
         <w:numPr>
           <w:ilvl w:val="0"/>
           <w:numId w:val="81"/>
@@ -14735,7 +14743,7 @@
     </w:p>
     <w:p>
       <w:pPr>
-        <w:pStyle w:val="DaftarParagraf"/>
+        <w:pStyle w:val="ListParagraph"/>
         <w:spacing w:before="60" w:after="60"/>
         <w:ind w:left="786"/>
         <w:jc w:val="both"/>
@@ -14770,7 +14778,7 @@
     </w:p>
     <w:p>
       <w:pPr>
-        <w:pStyle w:val="DaftarParagraf"/>
+        <w:pStyle w:val="ListParagraph"/>
         <w:numPr>
           <w:ilvl w:val="0"/>
           <w:numId w:val="1"/>
@@ -14796,7 +14804,7 @@
     </w:p>
     <w:p>
       <w:pPr>
-        <w:pStyle w:val="DaftarParagraf"/>
+        <w:pStyle w:val="ListParagraph"/>
         <w:numPr>
           <w:ilvl w:val="0"/>
           <w:numId w:val="1"/>
@@ -14822,7 +14830,7 @@
     </w:p>
     <w:p>
       <w:pPr>
-        <w:pStyle w:val="DaftarParagraf"/>
+        <w:pStyle w:val="ListParagraph"/>
         <w:numPr>
           <w:ilvl w:val="0"/>
           <w:numId w:val="1"/>
@@ -14911,7 +14919,7 @@
     </w:p>
     <w:p>
       <w:pPr>
-        <w:pStyle w:val="DaftarParagraf"/>
+        <w:pStyle w:val="ListParagraph"/>
         <w:numPr>
           <w:ilvl w:val="0"/>
           <w:numId w:val="1"/>
@@ -14952,7 +14960,7 @@
     </w:p>
     <w:p>
       <w:pPr>
-        <w:pStyle w:val="DaftarParagraf"/>
+        <w:pStyle w:val="ListParagraph"/>
         <w:numPr>
           <w:ilvl w:val="0"/>
           <w:numId w:val="1"/>
@@ -14995,7 +15003,7 @@
     </w:p>
     <w:p>
       <w:pPr>
-        <w:pStyle w:val="DaftarParagraf"/>
+        <w:pStyle w:val="ListParagraph"/>
         <w:numPr>
           <w:ilvl w:val="0"/>
           <w:numId w:val="1"/>
@@ -15137,7 +15145,7 @@
     </w:p>
     <w:tbl>
       <w:tblPr>
-        <w:tblStyle w:val="KisiTabel"/>
+        <w:tblStyle w:val="TableGrid"/>
         <w:tblW w:w="8218" w:type="dxa"/>
         <w:tblInd w:w="959" w:type="dxa"/>
         <w:tblLook w:val="04A0" w:firstRow="1" w:lastRow="0" w:firstColumn="1" w:lastColumn="0" w:noHBand="0" w:noVBand="1"/>
@@ -16199,7 +16207,7 @@
     </w:p>
     <w:p>
       <w:pPr>
-        <w:pStyle w:val="DaftarParagraf"/>
+        <w:pStyle w:val="ListParagraph"/>
         <w:numPr>
           <w:ilvl w:val="0"/>
           <w:numId w:val="1"/>
@@ -16231,7 +16239,7 @@
     </w:p>
     <w:p>
       <w:pPr>
-        <w:pStyle w:val="DaftarParagraf"/>
+        <w:pStyle w:val="ListParagraph"/>
         <w:numPr>
           <w:ilvl w:val="0"/>
           <w:numId w:val="1"/>
@@ -16303,7 +16311,7 @@
     </w:p>
     <w:p>
       <w:pPr>
-        <w:pStyle w:val="DaftarParagraf"/>
+        <w:pStyle w:val="ListParagraph"/>
         <w:numPr>
           <w:ilvl w:val="0"/>
           <w:numId w:val="1"/>
@@ -16329,7 +16337,7 @@
     </w:p>
     <w:p>
       <w:pPr>
-        <w:pStyle w:val="DaftarParagraf"/>
+        <w:pStyle w:val="ListParagraph"/>
         <w:numPr>
           <w:ilvl w:val="0"/>
           <w:numId w:val="1"/>
@@ -16364,7 +16372,7 @@
     </w:p>
     <w:p>
       <w:pPr>
-        <w:pStyle w:val="DaftarParagraf"/>
+        <w:pStyle w:val="ListParagraph"/>
         <w:numPr>
           <w:ilvl w:val="0"/>
           <w:numId w:val="1"/>
@@ -16446,7 +16454,7 @@
     </w:p>
     <w:p>
       <w:pPr>
-        <w:pStyle w:val="Judul4"/>
+        <w:pStyle w:val="Heading4"/>
         <w:ind w:left="0" w:firstLine="0"/>
         <w:rPr>
           <w:rFonts w:ascii="Times New Roman" w:hAnsi="Times New Roman" w:cs="Times New Roman"/>
@@ -16456,7 +16464,7 @@
       </w:pPr>
       <w:r>
         <w:rPr>
-          <w:rStyle w:val="Kuat"/>
+          <w:rStyle w:val="Strong"/>
           <w:rFonts w:ascii="Times New Roman" w:hAnsi="Times New Roman" w:cs="Times New Roman"/>
           <w:b/>
           <w:bCs/>
@@ -16528,7 +16536,7 @@
     </w:p>
     <w:p>
       <w:pPr>
-        <w:pStyle w:val="Judul4"/>
+        <w:pStyle w:val="Heading4"/>
         <w:ind w:left="0" w:firstLine="0"/>
         <w:rPr>
           <w:rFonts w:ascii="Times New Roman" w:hAnsi="Times New Roman" w:cs="Times New Roman"/>
@@ -16538,7 +16546,7 @@
       </w:pPr>
       <w:r>
         <w:rPr>
-          <w:rStyle w:val="Kuat"/>
+          <w:rStyle w:val="Strong"/>
           <w:rFonts w:ascii="Times New Roman" w:hAnsi="Times New Roman" w:cs="Times New Roman"/>
           <w:b/>
           <w:bCs/>
@@ -16610,7 +16618,7 @@
     </w:p>
     <w:p>
       <w:pPr>
-        <w:pStyle w:val="Judul4"/>
+        <w:pStyle w:val="Heading4"/>
         <w:ind w:left="0" w:firstLine="0"/>
         <w:rPr>
           <w:rFonts w:ascii="Times New Roman" w:hAnsi="Times New Roman" w:cs="Times New Roman"/>
@@ -16620,7 +16628,7 @@
       </w:pPr>
       <w:r>
         <w:rPr>
-          <w:rStyle w:val="Kuat"/>
+          <w:rStyle w:val="Strong"/>
           <w:rFonts w:ascii="Times New Roman" w:hAnsi="Times New Roman" w:cs="Times New Roman"/>
           <w:b/>
           <w:bCs/>
@@ -18758,7 +18766,7 @@
     </w:p>
     <w:p>
       <w:pPr>
-        <w:pStyle w:val="DaftarParagraf"/>
+        <w:pStyle w:val="ListParagraph"/>
         <w:spacing w:before="60" w:after="60"/>
         <w:ind w:left="360"/>
         <w:rPr>
@@ -19278,7 +19286,7 @@
     </w:tbl>
     <w:tbl>
       <w:tblPr>
-        <w:tblStyle w:val="KisiTabel"/>
+        <w:tblStyle w:val="TableGrid"/>
         <w:tblW w:w="8505" w:type="dxa"/>
         <w:jc w:val="center"/>
         <w:tblBorders>
@@ -19374,7 +19382,7 @@
 </file>
 
 <file path=word/endnotes.xml><?xml version="1.0" encoding="utf-8"?>
-<w:endnotes xmlns:wpc="http://schemas.microsoft.com/office/word/2010/wordprocessingCanvas" xmlns:cx="http://schemas.microsoft.com/office/drawing/2014/chartex" xmlns:cx1="http://schemas.microsoft.com/office/drawing/2015/9/8/chartex" xmlns:cx2="http://schemas.microsoft.com/office/drawing/2015/10/21/chartex" xmlns:cx3="http://schemas.microsoft.com/office/drawing/2016/5/9/chartex" xmlns:cx4="http://schemas.microsoft.com/office/drawing/2016/5/10/chartex" xmlns:cx5="http://schemas.microsoft.com/office/drawing/2016/5/11/chartex" xmlns:cx6="http://schemas.microsoft.com/office/drawing/2016/5/12/chartex" xmlns:cx7="http://schemas.microsoft.com/office/drawing/2016/5/13/chartex" xmlns:cx8="http://schemas.microsoft.com/office/drawing/2016/5/14/chartex" xmlns:mc="http://schemas.openxmlformats.org/markup-compatibility/2006" xmlns:aink="http://schemas.microsoft.com/office/drawing/2016/ink" xmlns:am3d="http://schemas.microsoft.com/office/drawing/2017/model3d" xmlns:o="urn:schemas-microsoft-com:office:office" xmlns:oel="http://schemas.microsoft.com/office/2019/extlst" xmlns:r="http://schemas.openxmlformats.org/officeDocument/2006/relationships" xmlns:m="http://schemas.openxmlformats.org/officeDocument/2006/math" xmlns:v="urn:schemas-microsoft-com:vml" xmlns:wp14="http://schemas.microsoft.com/office/word/2010/wordprocessingDrawing" xmlns:wp="http://schemas.openxmlformats.org/drawingml/2006/wordprocessingDrawing" xmlns:w10="urn:schemas-microsoft-com:office:word" xmlns:w="http://schemas.openxmlformats.org/wordprocessingml/2006/main" xmlns:w14="http://schemas.microsoft.com/office/word/2010/wordml" xmlns:w15="http://schemas.microsoft.com/office/word/2012/wordml" xmlns:w16cex="http://schemas.microsoft.com/office/word/2018/wordml/cex" xmlns:w16cid="http://schemas.microsoft.com/office/word/2016/wordml/cid" xmlns:w16="http://schemas.microsoft.com/office/word/2018/wordml" xmlns:w16sdtdh="http://schemas.microsoft.com/office/word/2020/wordml/sdtdatahash" xmlns:w16se="http://schemas.microsoft.com/office/word/2015/wordml/symex" xmlns:wpg="http://schemas.microsoft.com/office/word/2010/wordprocessingGroup" xmlns:wpi="http://schemas.microsoft.com/office/word/2010/wordprocessingInk" xmlns:wne="http://schemas.microsoft.com/office/word/2006/wordml" xmlns:wps="http://schemas.microsoft.com/office/word/2010/wordprocessingShape" mc:Ignorable="w14 w15 w16se w16cid w16 w16cex w16sdtdh wp14">
+<w:endnotes xmlns:wpc="http://schemas.microsoft.com/office/word/2010/wordprocessingCanvas" xmlns:cx="http://schemas.microsoft.com/office/drawing/2014/chartex" xmlns:cx1="http://schemas.microsoft.com/office/drawing/2015/9/8/chartex" xmlns:cx2="http://schemas.microsoft.com/office/drawing/2015/10/21/chartex" xmlns:cx3="http://schemas.microsoft.com/office/drawing/2016/5/9/chartex" xmlns:cx4="http://schemas.microsoft.com/office/drawing/2016/5/10/chartex" xmlns:cx5="http://schemas.microsoft.com/office/drawing/2016/5/11/chartex" xmlns:cx6="http://schemas.microsoft.com/office/drawing/2016/5/12/chartex" xmlns:cx7="http://schemas.microsoft.com/office/drawing/2016/5/13/chartex" xmlns:cx8="http://schemas.microsoft.com/office/drawing/2016/5/14/chartex" xmlns:mc="http://schemas.openxmlformats.org/markup-compatibility/2006" xmlns:aink="http://schemas.microsoft.com/office/drawing/2016/ink" xmlns:am3d="http://schemas.microsoft.com/office/drawing/2017/model3d" xmlns:o="urn:schemas-microsoft-com:office:office" xmlns:oel="http://schemas.microsoft.com/office/2019/extlst" xmlns:r="http://schemas.openxmlformats.org/officeDocument/2006/relationships" xmlns:m="http://schemas.openxmlformats.org/officeDocument/2006/math" xmlns:v="urn:schemas-microsoft-com:vml" xmlns:wp14="http://schemas.microsoft.com/office/word/2010/wordprocessingDrawing" xmlns:wp="http://schemas.openxmlformats.org/drawingml/2006/wordprocessingDrawing" xmlns:w10="urn:schemas-microsoft-com:office:word" xmlns:w="http://schemas.openxmlformats.org/wordprocessingml/2006/main" xmlns:w14="http://schemas.microsoft.com/office/word/2010/wordml" xmlns:w15="http://schemas.microsoft.com/office/word/2012/wordml" xmlns:w16cex="http://schemas.microsoft.com/office/word/2018/wordml/cex" xmlns:w16cid="http://schemas.microsoft.com/office/word/2016/wordml/cid" xmlns:w16="http://schemas.microsoft.com/office/word/2018/wordml" xmlns:w16du="http://schemas.microsoft.com/office/word/2023/wordml/word16du" xmlns:w16sdtdh="http://schemas.microsoft.com/office/word/2020/wordml/sdtdatahash" xmlns:w16sdtfl="http://schemas.microsoft.com/office/word/2024/wordml/sdtformatlock" xmlns:w16se="http://schemas.microsoft.com/office/word/2015/wordml/symex" xmlns:wpg="http://schemas.microsoft.com/office/word/2010/wordprocessingGroup" xmlns:wpi="http://schemas.microsoft.com/office/word/2010/wordprocessingInk" xmlns:wne="http://schemas.microsoft.com/office/word/2006/wordml" xmlns:wps="http://schemas.microsoft.com/office/word/2010/wordprocessingShape" mc:Ignorable="w14 w15 w16se w16cid w16 w16cex w16sdtdh w16sdtfl w16du wp14">
   <w:endnote w:type="separator" w:id="-1">
     <w:p>
       <w:r>
@@ -19393,7 +19401,7 @@
 </file>
 
 <file path=word/footer1.xml><?xml version="1.0" encoding="utf-8"?>
-<w:ftr xmlns:wpc="http://schemas.microsoft.com/office/word/2010/wordprocessingCanvas" xmlns:cx="http://schemas.microsoft.com/office/drawing/2014/chartex" xmlns:cx1="http://schemas.microsoft.com/office/drawing/2015/9/8/chartex" xmlns:cx2="http://schemas.microsoft.com/office/drawing/2015/10/21/chartex" xmlns:cx3="http://schemas.microsoft.com/office/drawing/2016/5/9/chartex" xmlns:cx4="http://schemas.microsoft.com/office/drawing/2016/5/10/chartex" xmlns:cx5="http://schemas.microsoft.com/office/drawing/2016/5/11/chartex" xmlns:cx6="http://schemas.microsoft.com/office/drawing/2016/5/12/chartex" xmlns:cx7="http://schemas.microsoft.com/office/drawing/2016/5/13/chartex" xmlns:cx8="http://schemas.microsoft.com/office/drawing/2016/5/14/chartex" xmlns:mc="http://schemas.openxmlformats.org/markup-compatibility/2006" xmlns:aink="http://schemas.microsoft.com/office/drawing/2016/ink" xmlns:am3d="http://schemas.microsoft.com/office/drawing/2017/model3d" xmlns:o="urn:schemas-microsoft-com:office:office" xmlns:oel="http://schemas.microsoft.com/office/2019/extlst" xmlns:r="http://schemas.openxmlformats.org/officeDocument/2006/relationships" xmlns:m="http://schemas.openxmlformats.org/officeDocument/2006/math" xmlns:v="urn:schemas-microsoft-com:vml" xmlns:wp14="http://schemas.microsoft.com/office/word/2010/wordprocessingDrawing" xmlns:wp="http://schemas.openxmlformats.org/drawingml/2006/wordprocessingDrawing" xmlns:w10="urn:schemas-microsoft-com:office:word" xmlns:w="http://schemas.openxmlformats.org/wordprocessingml/2006/main" xmlns:w14="http://schemas.microsoft.com/office/word/2010/wordml" xmlns:w15="http://schemas.microsoft.com/office/word/2012/wordml" xmlns:w16cex="http://schemas.microsoft.com/office/word/2018/wordml/cex" xmlns:w16cid="http://schemas.microsoft.com/office/word/2016/wordml/cid" xmlns:w16="http://schemas.microsoft.com/office/word/2018/wordml" xmlns:w16sdtdh="http://schemas.microsoft.com/office/word/2020/wordml/sdtdatahash" xmlns:w16se="http://schemas.microsoft.com/office/word/2015/wordml/symex" xmlns:wpg="http://schemas.microsoft.com/office/word/2010/wordprocessingGroup" xmlns:wpi="http://schemas.microsoft.com/office/word/2010/wordprocessingInk" xmlns:wne="http://schemas.microsoft.com/office/word/2006/wordml" xmlns:wps="http://schemas.microsoft.com/office/word/2010/wordprocessingShape" mc:Ignorable="w14 w15 w16se w16cid w16 w16cex w16sdtdh wp14">
+<w:ftr xmlns:wpc="http://schemas.microsoft.com/office/word/2010/wordprocessingCanvas" xmlns:cx="http://schemas.microsoft.com/office/drawing/2014/chartex" xmlns:cx1="http://schemas.microsoft.com/office/drawing/2015/9/8/chartex" xmlns:cx2="http://schemas.microsoft.com/office/drawing/2015/10/21/chartex" xmlns:cx3="http://schemas.microsoft.com/office/drawing/2016/5/9/chartex" xmlns:cx4="http://schemas.microsoft.com/office/drawing/2016/5/10/chartex" xmlns:cx5="http://schemas.microsoft.com/office/drawing/2016/5/11/chartex" xmlns:cx6="http://schemas.microsoft.com/office/drawing/2016/5/12/chartex" xmlns:cx7="http://schemas.microsoft.com/office/drawing/2016/5/13/chartex" xmlns:cx8="http://schemas.microsoft.com/office/drawing/2016/5/14/chartex" xmlns:mc="http://schemas.openxmlformats.org/markup-compatibility/2006" xmlns:aink="http://schemas.microsoft.com/office/drawing/2016/ink" xmlns:am3d="http://schemas.microsoft.com/office/drawing/2017/model3d" xmlns:o="urn:schemas-microsoft-com:office:office" xmlns:oel="http://schemas.microsoft.com/office/2019/extlst" xmlns:r="http://schemas.openxmlformats.org/officeDocument/2006/relationships" xmlns:m="http://schemas.openxmlformats.org/officeDocument/2006/math" xmlns:v="urn:schemas-microsoft-com:vml" xmlns:wp14="http://schemas.microsoft.com/office/word/2010/wordprocessingDrawing" xmlns:wp="http://schemas.openxmlformats.org/drawingml/2006/wordprocessingDrawing" xmlns:w10="urn:schemas-microsoft-com:office:word" xmlns:w="http://schemas.openxmlformats.org/wordprocessingml/2006/main" xmlns:w14="http://schemas.microsoft.com/office/word/2010/wordml" xmlns:w15="http://schemas.microsoft.com/office/word/2012/wordml" xmlns:w16cex="http://schemas.microsoft.com/office/word/2018/wordml/cex" xmlns:w16cid="http://schemas.microsoft.com/office/word/2016/wordml/cid" xmlns:w16="http://schemas.microsoft.com/office/word/2018/wordml" xmlns:w16du="http://schemas.microsoft.com/office/word/2023/wordml/word16du" xmlns:w16sdtdh="http://schemas.microsoft.com/office/word/2020/wordml/sdtdatahash" xmlns:w16sdtfl="http://schemas.microsoft.com/office/word/2024/wordml/sdtformatlock" xmlns:w16se="http://schemas.microsoft.com/office/word/2015/wordml/symex" xmlns:wpg="http://schemas.microsoft.com/office/word/2010/wordprocessingGroup" xmlns:wpi="http://schemas.microsoft.com/office/word/2010/wordprocessingInk" xmlns:wne="http://schemas.microsoft.com/office/word/2006/wordml" xmlns:wps="http://schemas.microsoft.com/office/word/2010/wordprocessingShape" mc:Ignorable="w14 w15 w16se w16cid w16 w16cex w16sdtdh w16sdtfl w16du wp14">
   <w:p>
     <w:pPr>
       <w:pStyle w:val="Footer"/>
@@ -19403,7 +19411,7 @@
 </file>
 
 <file path=word/footer2.xml><?xml version="1.0" encoding="utf-8"?>
-<w:ftr xmlns:wpc="http://schemas.microsoft.com/office/word/2010/wordprocessingCanvas" xmlns:cx="http://schemas.microsoft.com/office/drawing/2014/chartex" xmlns:cx1="http://schemas.microsoft.com/office/drawing/2015/9/8/chartex" xmlns:cx2="http://schemas.microsoft.com/office/drawing/2015/10/21/chartex" xmlns:cx3="http://schemas.microsoft.com/office/drawing/2016/5/9/chartex" xmlns:cx4="http://schemas.microsoft.com/office/drawing/2016/5/10/chartex" xmlns:cx5="http://schemas.microsoft.com/office/drawing/2016/5/11/chartex" xmlns:cx6="http://schemas.microsoft.com/office/drawing/2016/5/12/chartex" xmlns:cx7="http://schemas.microsoft.com/office/drawing/2016/5/13/chartex" xmlns:cx8="http://schemas.microsoft.com/office/drawing/2016/5/14/chartex" xmlns:mc="http://schemas.openxmlformats.org/markup-compatibility/2006" xmlns:aink="http://schemas.microsoft.com/office/drawing/2016/ink" xmlns:am3d="http://schemas.microsoft.com/office/drawing/2017/model3d" xmlns:o="urn:schemas-microsoft-com:office:office" xmlns:oel="http://schemas.microsoft.com/office/2019/extlst" xmlns:r="http://schemas.openxmlformats.org/officeDocument/2006/relationships" xmlns:m="http://schemas.openxmlformats.org/officeDocument/2006/math" xmlns:v="urn:schemas-microsoft-com:vml" xmlns:wp14="http://schemas.microsoft.com/office/word/2010/wordprocessingDrawing" xmlns:wp="http://schemas.openxmlformats.org/drawingml/2006/wordprocessingDrawing" xmlns:w10="urn:schemas-microsoft-com:office:word" xmlns:w="http://schemas.openxmlformats.org/wordprocessingml/2006/main" xmlns:w14="http://schemas.microsoft.com/office/word/2010/wordml" xmlns:w15="http://schemas.microsoft.com/office/word/2012/wordml" xmlns:w16cex="http://schemas.microsoft.com/office/word/2018/wordml/cex" xmlns:w16cid="http://schemas.microsoft.com/office/word/2016/wordml/cid" xmlns:w16="http://schemas.microsoft.com/office/word/2018/wordml" xmlns:w16sdtdh="http://schemas.microsoft.com/office/word/2020/wordml/sdtdatahash" xmlns:w16se="http://schemas.microsoft.com/office/word/2015/wordml/symex" xmlns:wpg="http://schemas.microsoft.com/office/word/2010/wordprocessingGroup" xmlns:wpi="http://schemas.microsoft.com/office/word/2010/wordprocessingInk" xmlns:wne="http://schemas.microsoft.com/office/word/2006/wordml" xmlns:wps="http://schemas.microsoft.com/office/word/2010/wordprocessingShape" mc:Ignorable="w14 w15 w16se w16cid w16 w16cex w16sdtdh wp14">
+<w:ftr xmlns:wpc="http://schemas.microsoft.com/office/word/2010/wordprocessingCanvas" xmlns:cx="http://schemas.microsoft.com/office/drawing/2014/chartex" xmlns:cx1="http://schemas.microsoft.com/office/drawing/2015/9/8/chartex" xmlns:cx2="http://schemas.microsoft.com/office/drawing/2015/10/21/chartex" xmlns:cx3="http://schemas.microsoft.com/office/drawing/2016/5/9/chartex" xmlns:cx4="http://schemas.microsoft.com/office/drawing/2016/5/10/chartex" xmlns:cx5="http://schemas.microsoft.com/office/drawing/2016/5/11/chartex" xmlns:cx6="http://schemas.microsoft.com/office/drawing/2016/5/12/chartex" xmlns:cx7="http://schemas.microsoft.com/office/drawing/2016/5/13/chartex" xmlns:cx8="http://schemas.microsoft.com/office/drawing/2016/5/14/chartex" xmlns:mc="http://schemas.openxmlformats.org/markup-compatibility/2006" xmlns:aink="http://schemas.microsoft.com/office/drawing/2016/ink" xmlns:am3d="http://schemas.microsoft.com/office/drawing/2017/model3d" xmlns:o="urn:schemas-microsoft-com:office:office" xmlns:oel="http://schemas.microsoft.com/office/2019/extlst" xmlns:r="http://schemas.openxmlformats.org/officeDocument/2006/relationships" xmlns:m="http://schemas.openxmlformats.org/officeDocument/2006/math" xmlns:v="urn:schemas-microsoft-com:vml" xmlns:wp14="http://schemas.microsoft.com/office/word/2010/wordprocessingDrawing" xmlns:wp="http://schemas.openxmlformats.org/drawingml/2006/wordprocessingDrawing" xmlns:w10="urn:schemas-microsoft-com:office:word" xmlns:w="http://schemas.openxmlformats.org/wordprocessingml/2006/main" xmlns:w14="http://schemas.microsoft.com/office/word/2010/wordml" xmlns:w15="http://schemas.microsoft.com/office/word/2012/wordml" xmlns:w16cex="http://schemas.microsoft.com/office/word/2018/wordml/cex" xmlns:w16cid="http://schemas.microsoft.com/office/word/2016/wordml/cid" xmlns:w16="http://schemas.microsoft.com/office/word/2018/wordml" xmlns:w16du="http://schemas.microsoft.com/office/word/2023/wordml/word16du" xmlns:w16sdtdh="http://schemas.microsoft.com/office/word/2020/wordml/sdtdatahash" xmlns:w16sdtfl="http://schemas.microsoft.com/office/word/2024/wordml/sdtformatlock" xmlns:w16se="http://schemas.microsoft.com/office/word/2015/wordml/symex" xmlns:wpg="http://schemas.microsoft.com/office/word/2010/wordprocessingGroup" xmlns:wpi="http://schemas.microsoft.com/office/word/2010/wordprocessingInk" xmlns:wne="http://schemas.microsoft.com/office/word/2006/wordml" xmlns:wps="http://schemas.microsoft.com/office/word/2010/wordprocessingShape" mc:Ignorable="w14 w15 w16se w16cid w16 w16cex w16sdtdh w16sdtfl w16du wp14">
   <w:p>
     <w:pPr>
       <w:pStyle w:val="Footer"/>
@@ -19413,7 +19421,7 @@
 </file>
 
 <file path=word/footer3.xml><?xml version="1.0" encoding="utf-8"?>
-<w:ftr xmlns:wpc="http://schemas.microsoft.com/office/word/2010/wordprocessingCanvas" xmlns:cx="http://schemas.microsoft.com/office/drawing/2014/chartex" xmlns:cx1="http://schemas.microsoft.com/office/drawing/2015/9/8/chartex" xmlns:cx2="http://schemas.microsoft.com/office/drawing/2015/10/21/chartex" xmlns:cx3="http://schemas.microsoft.com/office/drawing/2016/5/9/chartex" xmlns:cx4="http://schemas.microsoft.com/office/drawing/2016/5/10/chartex" xmlns:cx5="http://schemas.microsoft.com/office/drawing/2016/5/11/chartex" xmlns:cx6="http://schemas.microsoft.com/office/drawing/2016/5/12/chartex" xmlns:cx7="http://schemas.microsoft.com/office/drawing/2016/5/13/chartex" xmlns:cx8="http://schemas.microsoft.com/office/drawing/2016/5/14/chartex" xmlns:mc="http://schemas.openxmlformats.org/markup-compatibility/2006" xmlns:aink="http://schemas.microsoft.com/office/drawing/2016/ink" xmlns:am3d="http://schemas.microsoft.com/office/drawing/2017/model3d" xmlns:o="urn:schemas-microsoft-com:office:office" xmlns:oel="http://schemas.microsoft.com/office/2019/extlst" xmlns:r="http://schemas.openxmlformats.org/officeDocument/2006/relationships" xmlns:m="http://schemas.openxmlformats.org/officeDocument/2006/math" xmlns:v="urn:schemas-microsoft-com:vml" xmlns:wp14="http://schemas.microsoft.com/office/word/2010/wordprocessingDrawing" xmlns:wp="http://schemas.openxmlformats.org/drawingml/2006/wordprocessingDrawing" xmlns:w10="urn:schemas-microsoft-com:office:word" xmlns:w="http://schemas.openxmlformats.org/wordprocessingml/2006/main" xmlns:w14="http://schemas.microsoft.com/office/word/2010/wordml" xmlns:w15="http://schemas.microsoft.com/office/word/2012/wordml" xmlns:w16cex="http://schemas.microsoft.com/office/word/2018/wordml/cex" xmlns:w16cid="http://schemas.microsoft.com/office/word/2016/wordml/cid" xmlns:w16="http://schemas.microsoft.com/office/word/2018/wordml" xmlns:w16sdtdh="http://schemas.microsoft.com/office/word/2020/wordml/sdtdatahash" xmlns:w16se="http://schemas.microsoft.com/office/word/2015/wordml/symex" xmlns:wpg="http://schemas.microsoft.com/office/word/2010/wordprocessingGroup" xmlns:wpi="http://schemas.microsoft.com/office/word/2010/wordprocessingInk" xmlns:wne="http://schemas.microsoft.com/office/word/2006/wordml" xmlns:wps="http://schemas.microsoft.com/office/word/2010/wordprocessingShape" mc:Ignorable="w14 w15 w16se w16cid w16 w16cex w16sdtdh wp14">
+<w:ftr xmlns:wpc="http://schemas.microsoft.com/office/word/2010/wordprocessingCanvas" xmlns:cx="http://schemas.microsoft.com/office/drawing/2014/chartex" xmlns:cx1="http://schemas.microsoft.com/office/drawing/2015/9/8/chartex" xmlns:cx2="http://schemas.microsoft.com/office/drawing/2015/10/21/chartex" xmlns:cx3="http://schemas.microsoft.com/office/drawing/2016/5/9/chartex" xmlns:cx4="http://schemas.microsoft.com/office/drawing/2016/5/10/chartex" xmlns:cx5="http://schemas.microsoft.com/office/drawing/2016/5/11/chartex" xmlns:cx6="http://schemas.microsoft.com/office/drawing/2016/5/12/chartex" xmlns:cx7="http://schemas.microsoft.com/office/drawing/2016/5/13/chartex" xmlns:cx8="http://schemas.microsoft.com/office/drawing/2016/5/14/chartex" xmlns:mc="http://schemas.openxmlformats.org/markup-compatibility/2006" xmlns:aink="http://schemas.microsoft.com/office/drawing/2016/ink" xmlns:am3d="http://schemas.microsoft.com/office/drawing/2017/model3d" xmlns:o="urn:schemas-microsoft-com:office:office" xmlns:oel="http://schemas.microsoft.com/office/2019/extlst" xmlns:r="http://schemas.openxmlformats.org/officeDocument/2006/relationships" xmlns:m="http://schemas.openxmlformats.org/officeDocument/2006/math" xmlns:v="urn:schemas-microsoft-com:vml" xmlns:wp14="http://schemas.microsoft.com/office/word/2010/wordprocessingDrawing" xmlns:wp="http://schemas.openxmlformats.org/drawingml/2006/wordprocessingDrawing" xmlns:w10="urn:schemas-microsoft-com:office:word" xmlns:w="http://schemas.openxmlformats.org/wordprocessingml/2006/main" xmlns:w14="http://schemas.microsoft.com/office/word/2010/wordml" xmlns:w15="http://schemas.microsoft.com/office/word/2012/wordml" xmlns:w16cex="http://schemas.microsoft.com/office/word/2018/wordml/cex" xmlns:w16cid="http://schemas.microsoft.com/office/word/2016/wordml/cid" xmlns:w16="http://schemas.microsoft.com/office/word/2018/wordml" xmlns:w16du="http://schemas.microsoft.com/office/word/2023/wordml/word16du" xmlns:w16sdtdh="http://schemas.microsoft.com/office/word/2020/wordml/sdtdatahash" xmlns:w16sdtfl="http://schemas.microsoft.com/office/word/2024/wordml/sdtformatlock" xmlns:w16se="http://schemas.microsoft.com/office/word/2015/wordml/symex" xmlns:wpg="http://schemas.microsoft.com/office/word/2010/wordprocessingGroup" xmlns:wpi="http://schemas.microsoft.com/office/word/2010/wordprocessingInk" xmlns:wne="http://schemas.microsoft.com/office/word/2006/wordml" xmlns:wps="http://schemas.microsoft.com/office/word/2010/wordprocessingShape" mc:Ignorable="w14 w15 w16se w16cid w16 w16cex w16sdtdh w16sdtfl w16du wp14">
   <w:p>
     <w:pPr>
       <w:pStyle w:val="Footer"/>
@@ -19423,7 +19431,7 @@
 </file>
 
 <file path=word/footnotes.xml><?xml version="1.0" encoding="utf-8"?>
-<w:footnotes xmlns:wpc="http://schemas.microsoft.com/office/word/2010/wordprocessingCanvas" xmlns:cx="http://schemas.microsoft.com/office/drawing/2014/chartex" xmlns:cx1="http://schemas.microsoft.com/office/drawing/2015/9/8/chartex" xmlns:cx2="http://schemas.microsoft.com/office/drawing/2015/10/21/chartex" xmlns:cx3="http://schemas.microsoft.com/office/drawing/2016/5/9/chartex" xmlns:cx4="http://schemas.microsoft.com/office/drawing/2016/5/10/chartex" xmlns:cx5="http://schemas.microsoft.com/office/drawing/2016/5/11/chartex" xmlns:cx6="http://schemas.microsoft.com/office/drawing/2016/5/12/chartex" xmlns:cx7="http://schemas.microsoft.com/office/drawing/2016/5/13/chartex" xmlns:cx8="http://schemas.microsoft.com/office/drawing/2016/5/14/chartex" xmlns:mc="http://schemas.openxmlformats.org/markup-compatibility/2006" xmlns:aink="http://schemas.microsoft.com/office/drawing/2016/ink" xmlns:am3d="http://schemas.microsoft.com/office/drawing/2017/model3d" xmlns:o="urn:schemas-microsoft-com:office:office" xmlns:oel="http://schemas.microsoft.com/office/2019/extlst" xmlns:r="http://schemas.openxmlformats.org/officeDocument/2006/relationships" xmlns:m="http://schemas.openxmlformats.org/officeDocument/2006/math" xmlns:v="urn:schemas-microsoft-com:vml" xmlns:wp14="http://schemas.microsoft.com/office/word/2010/wordprocessingDrawing" xmlns:wp="http://schemas.openxmlformats.org/drawingml/2006/wordprocessingDrawing" xmlns:w10="urn:schemas-microsoft-com:office:word" xmlns:w="http://schemas.openxmlformats.org/wordprocessingml/2006/main" xmlns:w14="http://schemas.microsoft.com/office/word/2010/wordml" xmlns:w15="http://schemas.microsoft.com/office/word/2012/wordml" xmlns:w16cex="http://schemas.microsoft.com/office/word/2018/wordml/cex" xmlns:w16cid="http://schemas.microsoft.com/office/word/2016/wordml/cid" xmlns:w16="http://schemas.microsoft.com/office/word/2018/wordml" xmlns:w16sdtdh="http://schemas.microsoft.com/office/word/2020/wordml/sdtdatahash" xmlns:w16se="http://schemas.microsoft.com/office/word/2015/wordml/symex" xmlns:wpg="http://schemas.microsoft.com/office/word/2010/wordprocessingGroup" xmlns:wpi="http://schemas.microsoft.com/office/word/2010/wordprocessingInk" xmlns:wne="http://schemas.microsoft.com/office/word/2006/wordml" xmlns:wps="http://schemas.microsoft.com/office/word/2010/wordprocessingShape" mc:Ignorable="w14 w15 w16se w16cid w16 w16cex w16sdtdh wp14">
+<w:footnotes xmlns:wpc="http://schemas.microsoft.com/office/word/2010/wordprocessingCanvas" xmlns:cx="http://schemas.microsoft.com/office/drawing/2014/chartex" xmlns:cx1="http://schemas.microsoft.com/office/drawing/2015/9/8/chartex" xmlns:cx2="http://schemas.microsoft.com/office/drawing/2015/10/21/chartex" xmlns:cx3="http://schemas.microsoft.com/office/drawing/2016/5/9/chartex" xmlns:cx4="http://schemas.microsoft.com/office/drawing/2016/5/10/chartex" xmlns:cx5="http://schemas.microsoft.com/office/drawing/2016/5/11/chartex" xmlns:cx6="http://schemas.microsoft.com/office/drawing/2016/5/12/chartex" xmlns:cx7="http://schemas.microsoft.com/office/drawing/2016/5/13/chartex" xmlns:cx8="http://schemas.microsoft.com/office/drawing/2016/5/14/chartex" xmlns:mc="http://schemas.openxmlformats.org/markup-compatibility/2006" xmlns:aink="http://schemas.microsoft.com/office/drawing/2016/ink" xmlns:am3d="http://schemas.microsoft.com/office/drawing/2017/model3d" xmlns:o="urn:schemas-microsoft-com:office:office" xmlns:oel="http://schemas.microsoft.com/office/2019/extlst" xmlns:r="http://schemas.openxmlformats.org/officeDocument/2006/relationships" xmlns:m="http://schemas.openxmlformats.org/officeDocument/2006/math" xmlns:v="urn:schemas-microsoft-com:vml" xmlns:wp14="http://schemas.microsoft.com/office/word/2010/wordprocessingDrawing" xmlns:wp="http://schemas.openxmlformats.org/drawingml/2006/wordprocessingDrawing" xmlns:w10="urn:schemas-microsoft-com:office:word" xmlns:w="http://schemas.openxmlformats.org/wordprocessingml/2006/main" xmlns:w14="http://schemas.microsoft.com/office/word/2010/wordml" xmlns:w15="http://schemas.microsoft.com/office/word/2012/wordml" xmlns:w16cex="http://schemas.microsoft.com/office/word/2018/wordml/cex" xmlns:w16cid="http://schemas.microsoft.com/office/word/2016/wordml/cid" xmlns:w16="http://schemas.microsoft.com/office/word/2018/wordml" xmlns:w16du="http://schemas.microsoft.com/office/word/2023/wordml/word16du" xmlns:w16sdtdh="http://schemas.microsoft.com/office/word/2020/wordml/sdtdatahash" xmlns:w16sdtfl="http://schemas.microsoft.com/office/word/2024/wordml/sdtformatlock" xmlns:w16se="http://schemas.microsoft.com/office/word/2015/wordml/symex" xmlns:wpg="http://schemas.microsoft.com/office/word/2010/wordprocessingGroup" xmlns:wpi="http://schemas.microsoft.com/office/word/2010/wordprocessingInk" xmlns:wne="http://schemas.microsoft.com/office/word/2006/wordml" xmlns:wps="http://schemas.microsoft.com/office/word/2010/wordprocessingShape" mc:Ignorable="w14 w15 w16se w16cid w16 w16cex w16sdtdh w16sdtfl w16du wp14">
   <w:footnote w:type="separator" w:id="-1">
     <w:p>
       <w:r>
@@ -19442,7 +19450,7 @@
 </file>
 
 <file path=word/header1.xml><?xml version="1.0" encoding="utf-8"?>
-<w:hdr xmlns:wpc="http://schemas.microsoft.com/office/word/2010/wordprocessingCanvas" xmlns:cx="http://schemas.microsoft.com/office/drawing/2014/chartex" xmlns:cx1="http://schemas.microsoft.com/office/drawing/2015/9/8/chartex" xmlns:cx2="http://schemas.microsoft.com/office/drawing/2015/10/21/chartex" xmlns:cx3="http://schemas.microsoft.com/office/drawing/2016/5/9/chartex" xmlns:cx4="http://schemas.microsoft.com/office/drawing/2016/5/10/chartex" xmlns:cx5="http://schemas.microsoft.com/office/drawing/2016/5/11/chartex" xmlns:cx6="http://schemas.microsoft.com/office/drawing/2016/5/12/chartex" xmlns:cx7="http://schemas.microsoft.com/office/drawing/2016/5/13/chartex" xmlns:cx8="http://schemas.microsoft.com/office/drawing/2016/5/14/chartex" xmlns:mc="http://schemas.openxmlformats.org/markup-compatibility/2006" xmlns:aink="http://schemas.microsoft.com/office/drawing/2016/ink" xmlns:am3d="http://schemas.microsoft.com/office/drawing/2017/model3d" xmlns:o="urn:schemas-microsoft-com:office:office" xmlns:oel="http://schemas.microsoft.com/office/2019/extlst" xmlns:r="http://schemas.openxmlformats.org/officeDocument/2006/relationships" xmlns:m="http://schemas.openxmlformats.org/officeDocument/2006/math" xmlns:v="urn:schemas-microsoft-com:vml" xmlns:wp14="http://schemas.microsoft.com/office/word/2010/wordprocessingDrawing" xmlns:wp="http://schemas.openxmlformats.org/drawingml/2006/wordprocessingDrawing" xmlns:w10="urn:schemas-microsoft-com:office:word" xmlns:w="http://schemas.openxmlformats.org/wordprocessingml/2006/main" xmlns:w14="http://schemas.microsoft.com/office/word/2010/wordml" xmlns:w15="http://schemas.microsoft.com/office/word/2012/wordml" xmlns:w16cex="http://schemas.microsoft.com/office/word/2018/wordml/cex" xmlns:w16cid="http://schemas.microsoft.com/office/word/2016/wordml/cid" xmlns:w16="http://schemas.microsoft.com/office/word/2018/wordml" xmlns:w16sdtdh="http://schemas.microsoft.com/office/word/2020/wordml/sdtdatahash" xmlns:w16se="http://schemas.microsoft.com/office/word/2015/wordml/symex" xmlns:wpg="http://schemas.microsoft.com/office/word/2010/wordprocessingGroup" xmlns:wpi="http://schemas.microsoft.com/office/word/2010/wordprocessingInk" xmlns:wne="http://schemas.microsoft.com/office/word/2006/wordml" xmlns:wps="http://schemas.microsoft.com/office/word/2010/wordprocessingShape" mc:Ignorable="w14 w15 w16se w16cid w16 w16cex w16sdtdh wp14">
+<w:hdr xmlns:wpc="http://schemas.microsoft.com/office/word/2010/wordprocessingCanvas" xmlns:cx="http://schemas.microsoft.com/office/drawing/2014/chartex" xmlns:cx1="http://schemas.microsoft.com/office/drawing/2015/9/8/chartex" xmlns:cx2="http://schemas.microsoft.com/office/drawing/2015/10/21/chartex" xmlns:cx3="http://schemas.microsoft.com/office/drawing/2016/5/9/chartex" xmlns:cx4="http://schemas.microsoft.com/office/drawing/2016/5/10/chartex" xmlns:cx5="http://schemas.microsoft.com/office/drawing/2016/5/11/chartex" xmlns:cx6="http://schemas.microsoft.com/office/drawing/2016/5/12/chartex" xmlns:cx7="http://schemas.microsoft.com/office/drawing/2016/5/13/chartex" xmlns:cx8="http://schemas.microsoft.com/office/drawing/2016/5/14/chartex" xmlns:mc="http://schemas.openxmlformats.org/markup-compatibility/2006" xmlns:aink="http://schemas.microsoft.com/office/drawing/2016/ink" xmlns:am3d="http://schemas.microsoft.com/office/drawing/2017/model3d" xmlns:o="urn:schemas-microsoft-com:office:office" xmlns:oel="http://schemas.microsoft.com/office/2019/extlst" xmlns:r="http://schemas.openxmlformats.org/officeDocument/2006/relationships" xmlns:m="http://schemas.openxmlformats.org/officeDocument/2006/math" xmlns:v="urn:schemas-microsoft-com:vml" xmlns:wp14="http://schemas.microsoft.com/office/word/2010/wordprocessingDrawing" xmlns:wp="http://schemas.openxmlformats.org/drawingml/2006/wordprocessingDrawing" xmlns:w10="urn:schemas-microsoft-com:office:word" xmlns:w="http://schemas.openxmlformats.org/wordprocessingml/2006/main" xmlns:w14="http://schemas.microsoft.com/office/word/2010/wordml" xmlns:w15="http://schemas.microsoft.com/office/word/2012/wordml" xmlns:w16cex="http://schemas.microsoft.com/office/word/2018/wordml/cex" xmlns:w16cid="http://schemas.microsoft.com/office/word/2016/wordml/cid" xmlns:w16="http://schemas.microsoft.com/office/word/2018/wordml" xmlns:w16du="http://schemas.microsoft.com/office/word/2023/wordml/word16du" xmlns:w16sdtdh="http://schemas.microsoft.com/office/word/2020/wordml/sdtdatahash" xmlns:w16sdtfl="http://schemas.microsoft.com/office/word/2024/wordml/sdtformatlock" xmlns:w16se="http://schemas.microsoft.com/office/word/2015/wordml/symex" xmlns:wpg="http://schemas.microsoft.com/office/word/2010/wordprocessingGroup" xmlns:wpi="http://schemas.microsoft.com/office/word/2010/wordprocessingInk" xmlns:wne="http://schemas.microsoft.com/office/word/2006/wordml" xmlns:wps="http://schemas.microsoft.com/office/word/2010/wordprocessingShape" mc:Ignorable="w14 w15 w16se w16cid w16 w16cex w16sdtdh w16sdtfl w16du wp14">
   <w:p>
     <w:pPr>
       <w:pStyle w:val="Header"/>
@@ -19452,7 +19460,7 @@
 </file>
 
 <file path=word/header2.xml><?xml version="1.0" encoding="utf-8"?>
-<w:hdr xmlns:wpc="http://schemas.microsoft.com/office/word/2010/wordprocessingCanvas" xmlns:cx="http://schemas.microsoft.com/office/drawing/2014/chartex" xmlns:cx1="http://schemas.microsoft.com/office/drawing/2015/9/8/chartex" xmlns:cx2="http://schemas.microsoft.com/office/drawing/2015/10/21/chartex" xmlns:cx3="http://schemas.microsoft.com/office/drawing/2016/5/9/chartex" xmlns:cx4="http://schemas.microsoft.com/office/drawing/2016/5/10/chartex" xmlns:cx5="http://schemas.microsoft.com/office/drawing/2016/5/11/chartex" xmlns:cx6="http://schemas.microsoft.com/office/drawing/2016/5/12/chartex" xmlns:cx7="http://schemas.microsoft.com/office/drawing/2016/5/13/chartex" xmlns:cx8="http://schemas.microsoft.com/office/drawing/2016/5/14/chartex" xmlns:mc="http://schemas.openxmlformats.org/markup-compatibility/2006" xmlns:aink="http://schemas.microsoft.com/office/drawing/2016/ink" xmlns:am3d="http://schemas.microsoft.com/office/drawing/2017/model3d" xmlns:o="urn:schemas-microsoft-com:office:office" xmlns:oel="http://schemas.microsoft.com/office/2019/extlst" xmlns:r="http://schemas.openxmlformats.org/officeDocument/2006/relationships" xmlns:m="http://schemas.openxmlformats.org/officeDocument/2006/math" xmlns:v="urn:schemas-microsoft-com:vml" xmlns:wp14="http://schemas.microsoft.com/office/word/2010/wordprocessingDrawing" xmlns:wp="http://schemas.openxmlformats.org/drawingml/2006/wordprocessingDrawing" xmlns:w10="urn:schemas-microsoft-com:office:word" xmlns:w="http://schemas.openxmlformats.org/wordprocessingml/2006/main" xmlns:w14="http://schemas.microsoft.com/office/word/2010/wordml" xmlns:w15="http://schemas.microsoft.com/office/word/2012/wordml" xmlns:w16cex="http://schemas.microsoft.com/office/word/2018/wordml/cex" xmlns:w16cid="http://schemas.microsoft.com/office/word/2016/wordml/cid" xmlns:w16="http://schemas.microsoft.com/office/word/2018/wordml" xmlns:w16sdtdh="http://schemas.microsoft.com/office/word/2020/wordml/sdtdatahash" xmlns:w16se="http://schemas.microsoft.com/office/word/2015/wordml/symex" xmlns:wpg="http://schemas.microsoft.com/office/word/2010/wordprocessingGroup" xmlns:wpi="http://schemas.microsoft.com/office/word/2010/wordprocessingInk" xmlns:wne="http://schemas.microsoft.com/office/word/2006/wordml" xmlns:wps="http://schemas.microsoft.com/office/word/2010/wordprocessingShape" mc:Ignorable="w14 w15 w16se w16cid w16 w16cex w16sdtdh wp14">
+<w:hdr xmlns:wpc="http://schemas.microsoft.com/office/word/2010/wordprocessingCanvas" xmlns:cx="http://schemas.microsoft.com/office/drawing/2014/chartex" xmlns:cx1="http://schemas.microsoft.com/office/drawing/2015/9/8/chartex" xmlns:cx2="http://schemas.microsoft.com/office/drawing/2015/10/21/chartex" xmlns:cx3="http://schemas.microsoft.com/office/drawing/2016/5/9/chartex" xmlns:cx4="http://schemas.microsoft.com/office/drawing/2016/5/10/chartex" xmlns:cx5="http://schemas.microsoft.com/office/drawing/2016/5/11/chartex" xmlns:cx6="http://schemas.microsoft.com/office/drawing/2016/5/12/chartex" xmlns:cx7="http://schemas.microsoft.com/office/drawing/2016/5/13/chartex" xmlns:cx8="http://schemas.microsoft.com/office/drawing/2016/5/14/chartex" xmlns:mc="http://schemas.openxmlformats.org/markup-compatibility/2006" xmlns:aink="http://schemas.microsoft.com/office/drawing/2016/ink" xmlns:am3d="http://schemas.microsoft.com/office/drawing/2017/model3d" xmlns:o="urn:schemas-microsoft-com:office:office" xmlns:oel="http://schemas.microsoft.com/office/2019/extlst" xmlns:r="http://schemas.openxmlformats.org/officeDocument/2006/relationships" xmlns:m="http://schemas.openxmlformats.org/officeDocument/2006/math" xmlns:v="urn:schemas-microsoft-com:vml" xmlns:wp14="http://schemas.microsoft.com/office/word/2010/wordprocessingDrawing" xmlns:wp="http://schemas.openxmlformats.org/drawingml/2006/wordprocessingDrawing" xmlns:w10="urn:schemas-microsoft-com:office:word" xmlns:w="http://schemas.openxmlformats.org/wordprocessingml/2006/main" xmlns:w14="http://schemas.microsoft.com/office/word/2010/wordml" xmlns:w15="http://schemas.microsoft.com/office/word/2012/wordml" xmlns:w16cex="http://schemas.microsoft.com/office/word/2018/wordml/cex" xmlns:w16cid="http://schemas.microsoft.com/office/word/2016/wordml/cid" xmlns:w16="http://schemas.microsoft.com/office/word/2018/wordml" xmlns:w16du="http://schemas.microsoft.com/office/word/2023/wordml/word16du" xmlns:w16sdtdh="http://schemas.microsoft.com/office/word/2020/wordml/sdtdatahash" xmlns:w16sdtfl="http://schemas.microsoft.com/office/word/2024/wordml/sdtformatlock" xmlns:w16se="http://schemas.microsoft.com/office/word/2015/wordml/symex" xmlns:wpg="http://schemas.microsoft.com/office/word/2010/wordprocessingGroup" xmlns:wpi="http://schemas.microsoft.com/office/word/2010/wordprocessingInk" xmlns:wne="http://schemas.microsoft.com/office/word/2006/wordml" xmlns:wps="http://schemas.microsoft.com/office/word/2010/wordprocessingShape" mc:Ignorable="w14 w15 w16se w16cid w16 w16cex w16sdtdh w16sdtfl w16du wp14">
   <w:p>
     <w:pPr>
       <w:pStyle w:val="Header"/>
@@ -19462,7 +19470,7 @@
 </file>
 
 <file path=word/header3.xml><?xml version="1.0" encoding="utf-8"?>
-<w:hdr xmlns:wpc="http://schemas.microsoft.com/office/word/2010/wordprocessingCanvas" xmlns:cx="http://schemas.microsoft.com/office/drawing/2014/chartex" xmlns:cx1="http://schemas.microsoft.com/office/drawing/2015/9/8/chartex" xmlns:cx2="http://schemas.microsoft.com/office/drawing/2015/10/21/chartex" xmlns:cx3="http://schemas.microsoft.com/office/drawing/2016/5/9/chartex" xmlns:cx4="http://schemas.microsoft.com/office/drawing/2016/5/10/chartex" xmlns:cx5="http://schemas.microsoft.com/office/drawing/2016/5/11/chartex" xmlns:cx6="http://schemas.microsoft.com/office/drawing/2016/5/12/chartex" xmlns:cx7="http://schemas.microsoft.com/office/drawing/2016/5/13/chartex" xmlns:cx8="http://schemas.microsoft.com/office/drawing/2016/5/14/chartex" xmlns:mc="http://schemas.openxmlformats.org/markup-compatibility/2006" xmlns:aink="http://schemas.microsoft.com/office/drawing/2016/ink" xmlns:am3d="http://schemas.microsoft.com/office/drawing/2017/model3d" xmlns:o="urn:schemas-microsoft-com:office:office" xmlns:oel="http://schemas.microsoft.com/office/2019/extlst" xmlns:r="http://schemas.openxmlformats.org/officeDocument/2006/relationships" xmlns:m="http://schemas.openxmlformats.org/officeDocument/2006/math" xmlns:v="urn:schemas-microsoft-com:vml" xmlns:wp14="http://schemas.microsoft.com/office/word/2010/wordprocessingDrawing" xmlns:wp="http://schemas.openxmlformats.org/drawingml/2006/wordprocessingDrawing" xmlns:w10="urn:schemas-microsoft-com:office:word" xmlns:w="http://schemas.openxmlformats.org/wordprocessingml/2006/main" xmlns:w14="http://schemas.microsoft.com/office/word/2010/wordml" xmlns:w15="http://schemas.microsoft.com/office/word/2012/wordml" xmlns:w16cex="http://schemas.microsoft.com/office/word/2018/wordml/cex" xmlns:w16cid="http://schemas.microsoft.com/office/word/2016/wordml/cid" xmlns:w16="http://schemas.microsoft.com/office/word/2018/wordml" xmlns:w16sdtdh="http://schemas.microsoft.com/office/word/2020/wordml/sdtdatahash" xmlns:w16se="http://schemas.microsoft.com/office/word/2015/wordml/symex" xmlns:wpg="http://schemas.microsoft.com/office/word/2010/wordprocessingGroup" xmlns:wpi="http://schemas.microsoft.com/office/word/2010/wordprocessingInk" xmlns:wne="http://schemas.microsoft.com/office/word/2006/wordml" xmlns:wps="http://schemas.microsoft.com/office/word/2010/wordprocessingShape" mc:Ignorable="w14 w15 w16se w16cid w16 w16cex w16sdtdh wp14">
+<w:hdr xmlns:wpc="http://schemas.microsoft.com/office/word/2010/wordprocessingCanvas" xmlns:cx="http://schemas.microsoft.com/office/drawing/2014/chartex" xmlns:cx1="http://schemas.microsoft.com/office/drawing/2015/9/8/chartex" xmlns:cx2="http://schemas.microsoft.com/office/drawing/2015/10/21/chartex" xmlns:cx3="http://schemas.microsoft.com/office/drawing/2016/5/9/chartex" xmlns:cx4="http://schemas.microsoft.com/office/drawing/2016/5/10/chartex" xmlns:cx5="http://schemas.microsoft.com/office/drawing/2016/5/11/chartex" xmlns:cx6="http://schemas.microsoft.com/office/drawing/2016/5/12/chartex" xmlns:cx7="http://schemas.microsoft.com/office/drawing/2016/5/13/chartex" xmlns:cx8="http://schemas.microsoft.com/office/drawing/2016/5/14/chartex" xmlns:mc="http://schemas.openxmlformats.org/markup-compatibility/2006" xmlns:aink="http://schemas.microsoft.com/office/drawing/2016/ink" xmlns:am3d="http://schemas.microsoft.com/office/drawing/2017/model3d" xmlns:o="urn:schemas-microsoft-com:office:office" xmlns:oel="http://schemas.microsoft.com/office/2019/extlst" xmlns:r="http://schemas.openxmlformats.org/officeDocument/2006/relationships" xmlns:m="http://schemas.openxmlformats.org/officeDocument/2006/math" xmlns:v="urn:schemas-microsoft-com:vml" xmlns:wp14="http://schemas.microsoft.com/office/word/2010/wordprocessingDrawing" xmlns:wp="http://schemas.openxmlformats.org/drawingml/2006/wordprocessingDrawing" xmlns:w10="urn:schemas-microsoft-com:office:word" xmlns:w="http://schemas.openxmlformats.org/wordprocessingml/2006/main" xmlns:w14="http://schemas.microsoft.com/office/word/2010/wordml" xmlns:w15="http://schemas.microsoft.com/office/word/2012/wordml" xmlns:w16cex="http://schemas.microsoft.com/office/word/2018/wordml/cex" xmlns:w16cid="http://schemas.microsoft.com/office/word/2016/wordml/cid" xmlns:w16="http://schemas.microsoft.com/office/word/2018/wordml" xmlns:w16du="http://schemas.microsoft.com/office/word/2023/wordml/word16du" xmlns:w16sdtdh="http://schemas.microsoft.com/office/word/2020/wordml/sdtdatahash" xmlns:w16sdtfl="http://schemas.microsoft.com/office/word/2024/wordml/sdtformatlock" xmlns:w16se="http://schemas.microsoft.com/office/word/2015/wordml/symex" xmlns:wpg="http://schemas.microsoft.com/office/word/2010/wordprocessingGroup" xmlns:wpi="http://schemas.microsoft.com/office/word/2010/wordprocessingInk" xmlns:wne="http://schemas.microsoft.com/office/word/2006/wordml" xmlns:wps="http://schemas.microsoft.com/office/word/2010/wordprocessingShape" mc:Ignorable="w14 w15 w16se w16cid w16 w16cex w16sdtdh w16sdtfl w16du wp14">
   <w:p>
     <w:pPr>
       <w:pStyle w:val="Header"/>
@@ -19472,7 +19480,7 @@
 </file>
 
 <file path=word/numbering.xml><?xml version="1.0" encoding="utf-8"?>
-<w:numbering xmlns:wpc="http://schemas.microsoft.com/office/word/2010/wordprocessingCanvas" xmlns:cx="http://schemas.microsoft.com/office/drawing/2014/chartex" xmlns:cx1="http://schemas.microsoft.com/office/drawing/2015/9/8/chartex" xmlns:cx2="http://schemas.microsoft.com/office/drawing/2015/10/21/chartex" xmlns:cx3="http://schemas.microsoft.com/office/drawing/2016/5/9/chartex" xmlns:cx4="http://schemas.microsoft.com/office/drawing/2016/5/10/chartex" xmlns:cx5="http://schemas.microsoft.com/office/drawing/2016/5/11/chartex" xmlns:cx6="http://schemas.microsoft.com/office/drawing/2016/5/12/chartex" xmlns:cx7="http://schemas.microsoft.com/office/drawing/2016/5/13/chartex" xmlns:cx8="http://schemas.microsoft.com/office/drawing/2016/5/14/chartex" xmlns:mc="http://schemas.openxmlformats.org/markup-compatibility/2006" xmlns:aink="http://schemas.microsoft.com/office/drawing/2016/ink" xmlns:am3d="http://schemas.microsoft.com/office/drawing/2017/model3d" xmlns:o="urn:schemas-microsoft-com:office:office" xmlns:oel="http://schemas.microsoft.com/office/2019/extlst" xmlns:r="http://schemas.openxmlformats.org/officeDocument/2006/relationships" xmlns:m="http://schemas.openxmlformats.org/officeDocument/2006/math" xmlns:v="urn:schemas-microsoft-com:vml" xmlns:wp14="http://schemas.microsoft.com/office/word/2010/wordprocessingDrawing" xmlns:wp="http://schemas.openxmlformats.org/drawingml/2006/wordprocessingDrawing" xmlns:w10="urn:schemas-microsoft-com:office:word" xmlns:w="http://schemas.openxmlformats.org/wordprocessingml/2006/main" xmlns:w14="http://schemas.microsoft.com/office/word/2010/wordml" xmlns:w15="http://schemas.microsoft.com/office/word/2012/wordml" xmlns:w16cex="http://schemas.microsoft.com/office/word/2018/wordml/cex" xmlns:w16cid="http://schemas.microsoft.com/office/word/2016/wordml/cid" xmlns:w16="http://schemas.microsoft.com/office/word/2018/wordml" xmlns:w16sdtdh="http://schemas.microsoft.com/office/word/2020/wordml/sdtdatahash" xmlns:w16se="http://schemas.microsoft.com/office/word/2015/wordml/symex" xmlns:wpg="http://schemas.microsoft.com/office/word/2010/wordprocessingGroup" xmlns:wpi="http://schemas.microsoft.com/office/word/2010/wordprocessingInk" xmlns:wne="http://schemas.microsoft.com/office/word/2006/wordml" xmlns:wps="http://schemas.microsoft.com/office/word/2010/wordprocessingShape" mc:Ignorable="w14 w15 w16se w16cid w16 w16cex w16sdtdh wp14">
+<w:numbering xmlns:wpc="http://schemas.microsoft.com/office/word/2010/wordprocessingCanvas" xmlns:cx="http://schemas.microsoft.com/office/drawing/2014/chartex" xmlns:cx1="http://schemas.microsoft.com/office/drawing/2015/9/8/chartex" xmlns:cx2="http://schemas.microsoft.com/office/drawing/2015/10/21/chartex" xmlns:cx3="http://schemas.microsoft.com/office/drawing/2016/5/9/chartex" xmlns:cx4="http://schemas.microsoft.com/office/drawing/2016/5/10/chartex" xmlns:cx5="http://schemas.microsoft.com/office/drawing/2016/5/11/chartex" xmlns:cx6="http://schemas.microsoft.com/office/drawing/2016/5/12/chartex" xmlns:cx7="http://schemas.microsoft.com/office/drawing/2016/5/13/chartex" xmlns:cx8="http://schemas.microsoft.com/office/drawing/2016/5/14/chartex" xmlns:mc="http://schemas.openxmlformats.org/markup-compatibility/2006" xmlns:aink="http://schemas.microsoft.com/office/drawing/2016/ink" xmlns:am3d="http://schemas.microsoft.com/office/drawing/2017/model3d" xmlns:o="urn:schemas-microsoft-com:office:office" xmlns:oel="http://schemas.microsoft.com/office/2019/extlst" xmlns:r="http://schemas.openxmlformats.org/officeDocument/2006/relationships" xmlns:m="http://schemas.openxmlformats.org/officeDocument/2006/math" xmlns:v="urn:schemas-microsoft-com:vml" xmlns:wp14="http://schemas.microsoft.com/office/word/2010/wordprocessingDrawing" xmlns:wp="http://schemas.openxmlformats.org/drawingml/2006/wordprocessingDrawing" xmlns:w10="urn:schemas-microsoft-com:office:word" xmlns:w="http://schemas.openxmlformats.org/wordprocessingml/2006/main" xmlns:w14="http://schemas.microsoft.com/office/word/2010/wordml" xmlns:w15="http://schemas.microsoft.com/office/word/2012/wordml" xmlns:w16cex="http://schemas.microsoft.com/office/word/2018/wordml/cex" xmlns:w16cid="http://schemas.microsoft.com/office/word/2016/wordml/cid" xmlns:w16="http://schemas.microsoft.com/office/word/2018/wordml" xmlns:w16du="http://schemas.microsoft.com/office/word/2023/wordml/word16du" xmlns:w16sdtdh="http://schemas.microsoft.com/office/word/2020/wordml/sdtdatahash" xmlns:w16sdtfl="http://schemas.microsoft.com/office/word/2024/wordml/sdtformatlock" xmlns:w16se="http://schemas.microsoft.com/office/word/2015/wordml/symex" xmlns:wpg="http://schemas.microsoft.com/office/word/2010/wordprocessingGroup" xmlns:wpi="http://schemas.microsoft.com/office/word/2010/wordprocessingInk" xmlns:wne="http://schemas.microsoft.com/office/word/2006/wordml" xmlns:wps="http://schemas.microsoft.com/office/word/2010/wordprocessingShape" mc:Ignorable="w14 w15 w16se w16cid w16 w16cex w16sdtdh w16sdtfl w16du wp14">
   <w:abstractNum w:abstractNumId="0" w15:restartNumberingAfterBreak="0">
     <w:nsid w:val="01E9740C"/>
     <w:multiLevelType w:val="multilevel"/>
@@ -31497,7 +31505,7 @@
 </file>
 
 <file path=word/styles.xml><?xml version="1.0" encoding="utf-8"?>
-<w:styles xmlns:mc="http://schemas.openxmlformats.org/markup-compatibility/2006" xmlns:r="http://schemas.openxmlformats.org/officeDocument/2006/relationships" xmlns:w="http://schemas.openxmlformats.org/wordprocessingml/2006/main" xmlns:w14="http://schemas.microsoft.com/office/word/2010/wordml" xmlns:w15="http://schemas.microsoft.com/office/word/2012/wordml" xmlns:w16cex="http://schemas.microsoft.com/office/word/2018/wordml/cex" xmlns:w16cid="http://schemas.microsoft.com/office/word/2016/wordml/cid" xmlns:w16="http://schemas.microsoft.com/office/word/2018/wordml" xmlns:w16sdtdh="http://schemas.microsoft.com/office/word/2020/wordml/sdtdatahash" xmlns:w16se="http://schemas.microsoft.com/office/word/2015/wordml/symex" mc:Ignorable="w14 w15 w16se w16cid w16 w16cex w16sdtdh">
+<w:styles xmlns:mc="http://schemas.openxmlformats.org/markup-compatibility/2006" xmlns:r="http://schemas.openxmlformats.org/officeDocument/2006/relationships" xmlns:w="http://schemas.openxmlformats.org/wordprocessingml/2006/main" xmlns:w14="http://schemas.microsoft.com/office/word/2010/wordml" xmlns:w15="http://schemas.microsoft.com/office/word/2012/wordml" xmlns:w16cex="http://schemas.microsoft.com/office/word/2018/wordml/cex" xmlns:w16cid="http://schemas.microsoft.com/office/word/2016/wordml/cid" xmlns:w16="http://schemas.microsoft.com/office/word/2018/wordml" xmlns:w16du="http://schemas.microsoft.com/office/word/2023/wordml/word16du" xmlns:w16sdtdh="http://schemas.microsoft.com/office/word/2020/wordml/sdtdatahash" xmlns:w16sdtfl="http://schemas.microsoft.com/office/word/2024/wordml/sdtformatlock" xmlns:w16se="http://schemas.microsoft.com/office/word/2015/wordml/symex" mc:Ignorable="w14 w15 w16se w16cid w16 w16cex w16sdtdh w16sdtfl w16du">
   <w:docDefaults>
     <w:rPrDefault>
       <w:rPr>
@@ -31890,11 +31898,11 @@
     <w:qFormat/>
     <w:rsid w:val="001B3490"/>
   </w:style>
-  <w:style w:type="paragraph" w:styleId="Judul1">
+  <w:style w:type="paragraph" w:styleId="Heading1">
     <w:name w:val="heading 1"/>
     <w:basedOn w:val="Normal"/>
     <w:next w:val="Normal"/>
-    <w:link w:val="Judul1KAR"/>
+    <w:link w:val="Heading1Char"/>
     <w:uiPriority w:val="9"/>
     <w:qFormat/>
     <w:rsid w:val="001B3490"/>
@@ -31916,11 +31924,11 @@
       <w:szCs w:val="32"/>
     </w:rPr>
   </w:style>
-  <w:style w:type="paragraph" w:styleId="Judul2">
+  <w:style w:type="paragraph" w:styleId="Heading2">
     <w:name w:val="heading 2"/>
     <w:basedOn w:val="Normal"/>
     <w:next w:val="Normal"/>
-    <w:link w:val="Judul2KAR"/>
+    <w:link w:val="Heading2Char"/>
     <w:uiPriority w:val="9"/>
     <w:semiHidden/>
     <w:unhideWhenUsed/>
@@ -31945,11 +31953,11 @@
       <w:szCs w:val="28"/>
     </w:rPr>
   </w:style>
-  <w:style w:type="paragraph" w:styleId="Judul3">
+  <w:style w:type="paragraph" w:styleId="Heading3">
     <w:name w:val="heading 3"/>
     <w:basedOn w:val="Normal"/>
     <w:next w:val="Normal"/>
-    <w:link w:val="Judul3KAR"/>
+    <w:link w:val="Heading3Char"/>
     <w:uiPriority w:val="9"/>
     <w:semiHidden/>
     <w:unhideWhenUsed/>
@@ -31972,11 +31980,11 @@
       <w:szCs w:val="26"/>
     </w:rPr>
   </w:style>
-  <w:style w:type="paragraph" w:styleId="Judul4">
+  <w:style w:type="paragraph" w:styleId="Heading4">
     <w:name w:val="heading 4"/>
     <w:basedOn w:val="Normal"/>
     <w:next w:val="Normal"/>
-    <w:link w:val="Judul4KAR"/>
+    <w:link w:val="Heading4Char"/>
     <w:uiPriority w:val="9"/>
     <w:semiHidden/>
     <w:unhideWhenUsed/>
@@ -31999,11 +32007,11 @@
       <w:szCs w:val="28"/>
     </w:rPr>
   </w:style>
-  <w:style w:type="paragraph" w:styleId="Judul5">
+  <w:style w:type="paragraph" w:styleId="Heading5">
     <w:name w:val="heading 5"/>
     <w:basedOn w:val="Normal"/>
     <w:next w:val="Normal"/>
-    <w:link w:val="Judul5KAR"/>
+    <w:link w:val="Heading5Char"/>
     <w:uiPriority w:val="9"/>
     <w:semiHidden/>
     <w:unhideWhenUsed/>
@@ -32027,11 +32035,11 @@
       <w:szCs w:val="26"/>
     </w:rPr>
   </w:style>
-  <w:style w:type="paragraph" w:styleId="Judul6">
+  <w:style w:type="paragraph" w:styleId="Heading6">
     <w:name w:val="heading 6"/>
     <w:basedOn w:val="Normal"/>
     <w:next w:val="Normal"/>
-    <w:link w:val="Judul6KAR"/>
+    <w:link w:val="Heading6Char"/>
     <w:qFormat/>
     <w:rsid w:val="001B3490"/>
     <w:pPr>
@@ -32049,11 +32057,11 @@
       <w:szCs w:val="22"/>
     </w:rPr>
   </w:style>
-  <w:style w:type="paragraph" w:styleId="Judul7">
+  <w:style w:type="paragraph" w:styleId="Heading7">
     <w:name w:val="heading 7"/>
     <w:basedOn w:val="Normal"/>
     <w:next w:val="Normal"/>
-    <w:link w:val="Judul7KAR"/>
+    <w:link w:val="Heading7Char"/>
     <w:uiPriority w:val="9"/>
     <w:semiHidden/>
     <w:unhideWhenUsed/>
@@ -32073,11 +32081,11 @@
       <w:szCs w:val="24"/>
     </w:rPr>
   </w:style>
-  <w:style w:type="paragraph" w:styleId="Judul8">
+  <w:style w:type="paragraph" w:styleId="Heading8">
     <w:name w:val="heading 8"/>
     <w:basedOn w:val="Normal"/>
     <w:next w:val="Normal"/>
-    <w:link w:val="Judul8KAR"/>
+    <w:link w:val="Heading8Char"/>
     <w:uiPriority w:val="9"/>
     <w:semiHidden/>
     <w:unhideWhenUsed/>
@@ -32099,11 +32107,11 @@
       <w:szCs w:val="24"/>
     </w:rPr>
   </w:style>
-  <w:style w:type="paragraph" w:styleId="Judul9">
+  <w:style w:type="paragraph" w:styleId="Heading9">
     <w:name w:val="heading 9"/>
     <w:basedOn w:val="Normal"/>
     <w:next w:val="Normal"/>
-    <w:link w:val="Judul9KAR"/>
+    <w:link w:val="Heading9Char"/>
     <w:uiPriority w:val="9"/>
     <w:semiHidden/>
     <w:unhideWhenUsed/>
@@ -32123,13 +32131,13 @@
       <w:szCs w:val="22"/>
     </w:rPr>
   </w:style>
-  <w:style w:type="character" w:default="1" w:styleId="FontParagrafDefault">
+  <w:style w:type="character" w:default="1" w:styleId="DefaultParagraphFont">
     <w:name w:val="Default Paragraph Font"/>
     <w:uiPriority w:val="1"/>
     <w:semiHidden/>
     <w:unhideWhenUsed/>
   </w:style>
-  <w:style w:type="table" w:default="1" w:styleId="TabelNormal">
+  <w:style w:type="table" w:default="1" w:styleId="TableNormal">
     <w:name w:val="Normal Table"/>
     <w:uiPriority w:val="99"/>
     <w:semiHidden/>
@@ -32144,16 +32152,16 @@
       </w:tblCellMar>
     </w:tblPr>
   </w:style>
-  <w:style w:type="numbering" w:default="1" w:styleId="TidakAdaDaftar">
+  <w:style w:type="numbering" w:default="1" w:styleId="NoList">
     <w:name w:val="No List"/>
     <w:uiPriority w:val="99"/>
     <w:semiHidden/>
     <w:unhideWhenUsed/>
   </w:style>
-  <w:style w:type="character" w:customStyle="1" w:styleId="Judul1KAR">
-    <w:name w:val="Judul 1 KAR"/>
-    <w:basedOn w:val="FontParagrafDefault"/>
-    <w:link w:val="Judul1"/>
+  <w:style w:type="character" w:customStyle="1" w:styleId="Heading1Char">
+    <w:name w:val="Heading 1 Char"/>
+    <w:basedOn w:val="DefaultParagraphFont"/>
+    <w:link w:val="Heading1"/>
     <w:uiPriority w:val="9"/>
     <w:rsid w:val="001B3490"/>
     <w:rPr>
@@ -32165,10 +32173,10 @@
       <w:szCs w:val="32"/>
     </w:rPr>
   </w:style>
-  <w:style w:type="character" w:customStyle="1" w:styleId="Judul2KAR">
-    <w:name w:val="Judul 2 KAR"/>
-    <w:basedOn w:val="FontParagrafDefault"/>
-    <w:link w:val="Judul2"/>
+  <w:style w:type="character" w:customStyle="1" w:styleId="Heading2Char">
+    <w:name w:val="Heading 2 Char"/>
+    <w:basedOn w:val="DefaultParagraphFont"/>
+    <w:link w:val="Heading2"/>
     <w:uiPriority w:val="9"/>
     <w:semiHidden/>
     <w:rsid w:val="001B3490"/>
@@ -32182,10 +32190,10 @@
       <w:szCs w:val="28"/>
     </w:rPr>
   </w:style>
-  <w:style w:type="character" w:customStyle="1" w:styleId="Judul3KAR">
-    <w:name w:val="Judul 3 KAR"/>
-    <w:basedOn w:val="FontParagrafDefault"/>
-    <w:link w:val="Judul3"/>
+  <w:style w:type="character" w:customStyle="1" w:styleId="Heading3Char">
+    <w:name w:val="Heading 3 Char"/>
+    <w:basedOn w:val="DefaultParagraphFont"/>
+    <w:link w:val="Heading3"/>
     <w:uiPriority w:val="9"/>
     <w:semiHidden/>
     <w:rsid w:val="001B3490"/>
@@ -32197,10 +32205,10 @@
       <w:szCs w:val="26"/>
     </w:rPr>
   </w:style>
-  <w:style w:type="character" w:customStyle="1" w:styleId="Judul4KAR">
-    <w:name w:val="Judul 4 KAR"/>
-    <w:basedOn w:val="FontParagrafDefault"/>
-    <w:link w:val="Judul4"/>
+  <w:style w:type="character" w:customStyle="1" w:styleId="Heading4Char">
+    <w:name w:val="Heading 4 Char"/>
+    <w:basedOn w:val="DefaultParagraphFont"/>
+    <w:link w:val="Heading4"/>
     <w:uiPriority w:val="9"/>
     <w:semiHidden/>
     <w:rsid w:val="001B3490"/>
@@ -32212,10 +32220,10 @@
       <w:szCs w:val="28"/>
     </w:rPr>
   </w:style>
-  <w:style w:type="character" w:customStyle="1" w:styleId="Judul5KAR">
-    <w:name w:val="Judul 5 KAR"/>
-    <w:basedOn w:val="FontParagrafDefault"/>
-    <w:link w:val="Judul5"/>
+  <w:style w:type="character" w:customStyle="1" w:styleId="Heading5Char">
+    <w:name w:val="Heading 5 Char"/>
+    <w:basedOn w:val="DefaultParagraphFont"/>
+    <w:link w:val="Heading5"/>
     <w:uiPriority w:val="9"/>
     <w:semiHidden/>
     <w:rsid w:val="001B3490"/>
@@ -32229,10 +32237,10 @@
       <w:szCs w:val="26"/>
     </w:rPr>
   </w:style>
-  <w:style w:type="character" w:customStyle="1" w:styleId="Judul6KAR">
-    <w:name w:val="Judul 6 KAR"/>
-    <w:basedOn w:val="FontParagrafDefault"/>
-    <w:link w:val="Judul6"/>
+  <w:style w:type="character" w:customStyle="1" w:styleId="Heading6Char">
+    <w:name w:val="Heading 6 Char"/>
+    <w:basedOn w:val="DefaultParagraphFont"/>
+    <w:link w:val="Heading6"/>
     <w:rsid w:val="001B3490"/>
     <w:rPr>
       <w:b/>
@@ -32241,10 +32249,10 @@
       <w:szCs w:val="22"/>
     </w:rPr>
   </w:style>
-  <w:style w:type="character" w:customStyle="1" w:styleId="Judul7KAR">
-    <w:name w:val="Judul 7 KAR"/>
-    <w:basedOn w:val="FontParagrafDefault"/>
-    <w:link w:val="Judul7"/>
+  <w:style w:type="character" w:customStyle="1" w:styleId="Heading7Char">
+    <w:name w:val="Heading 7 Char"/>
+    <w:basedOn w:val="DefaultParagraphFont"/>
+    <w:link w:val="Heading7"/>
     <w:uiPriority w:val="9"/>
     <w:semiHidden/>
     <w:rsid w:val="001B3490"/>
@@ -32254,10 +32262,10 @@
       <w:szCs w:val="24"/>
     </w:rPr>
   </w:style>
-  <w:style w:type="character" w:customStyle="1" w:styleId="Judul8KAR">
-    <w:name w:val="Judul 8 KAR"/>
-    <w:basedOn w:val="FontParagrafDefault"/>
-    <w:link w:val="Judul8"/>
+  <w:style w:type="character" w:customStyle="1" w:styleId="Heading8Char">
+    <w:name w:val="Heading 8 Char"/>
+    <w:basedOn w:val="DefaultParagraphFont"/>
+    <w:link w:val="Heading8"/>
     <w:uiPriority w:val="9"/>
     <w:semiHidden/>
     <w:rsid w:val="001B3490"/>
@@ -32269,10 +32277,10 @@
       <w:szCs w:val="24"/>
     </w:rPr>
   </w:style>
-  <w:style w:type="character" w:customStyle="1" w:styleId="Judul9KAR">
-    <w:name w:val="Judul 9 KAR"/>
-    <w:basedOn w:val="FontParagrafDefault"/>
-    <w:link w:val="Judul9"/>
+  <w:style w:type="character" w:customStyle="1" w:styleId="Heading9Char">
+    <w:name w:val="Heading 9 Char"/>
+    <w:basedOn w:val="DefaultParagraphFont"/>
+    <w:link w:val="Heading9"/>
     <w:uiPriority w:val="9"/>
     <w:semiHidden/>
     <w:rsid w:val="001B3490"/>
@@ -32282,11 +32290,11 @@
       <w:szCs w:val="22"/>
     </w:rPr>
   </w:style>
-  <w:style w:type="paragraph" w:styleId="DaftarParagraf">
+  <w:style w:type="paragraph" w:styleId="ListParagraph">
     <w:name w:val="List Paragraph"/>
     <w:aliases w:val="Body of text,Colorful List - Accent 11,List Paragraph1,Body of text+1,Body of text+2,Body of text+3,List Paragraph11,HEADING 1,Medium Grid 1 - Accent 21,soal jawab,Body of textCxSp,List Paragraph Char Char Char,List Paragraph Char Char"/>
     <w:basedOn w:val="Normal"/>
-    <w:link w:val="DaftarParagrafKAR"/>
+    <w:link w:val="ListParagraphChar"/>
     <w:uiPriority w:val="34"/>
     <w:qFormat/>
     <w:rsid w:val="00A654BC"/>
@@ -32310,10 +32318,10 @@
       <w:szCs w:val="24"/>
     </w:rPr>
   </w:style>
-  <w:style w:type="table" w:styleId="KisiTabel">
+  <w:style w:type="table" w:styleId="TableGrid">
     <w:name w:val="Table Grid"/>
     <w:aliases w:val="Tabel"/>
-    <w:basedOn w:val="TabelNormal"/>
+    <w:basedOn w:val="TableNormal"/>
     <w:uiPriority w:val="59"/>
     <w:rsid w:val="0035587B"/>
     <w:tblPr>
@@ -32327,10 +32335,10 @@
       </w:tblBorders>
     </w:tblPr>
   </w:style>
-  <w:style w:type="paragraph" w:styleId="TeksBalon">
+  <w:style w:type="paragraph" w:styleId="BalloonText">
     <w:name w:val="Balloon Text"/>
     <w:basedOn w:val="Normal"/>
-    <w:link w:val="TeksBalonKAR"/>
+    <w:link w:val="BalloonTextChar"/>
     <w:uiPriority w:val="99"/>
     <w:semiHidden/>
     <w:unhideWhenUsed/>
@@ -32341,10 +32349,10 @@
       <w:szCs w:val="16"/>
     </w:rPr>
   </w:style>
-  <w:style w:type="character" w:customStyle="1" w:styleId="TeksBalonKAR">
-    <w:name w:val="Teks Balon KAR"/>
-    <w:basedOn w:val="FontParagrafDefault"/>
-    <w:link w:val="TeksBalon"/>
+  <w:style w:type="character" w:customStyle="1" w:styleId="BalloonTextChar">
+    <w:name w:val="Balloon Text Char"/>
+    <w:basedOn w:val="DefaultParagraphFont"/>
+    <w:link w:val="BalloonText"/>
     <w:uiPriority w:val="99"/>
     <w:semiHidden/>
     <w:rsid w:val="00FD3458"/>
@@ -32354,7 +32362,7 @@
       <w:szCs w:val="16"/>
     </w:rPr>
   </w:style>
-  <w:style w:type="paragraph" w:styleId="TidakAdaSpasi">
+  <w:style w:type="paragraph" w:styleId="NoSpacing">
     <w:name w:val="No Spacing"/>
     <w:uiPriority w:val="99"/>
     <w:qFormat/>
@@ -32380,10 +32388,10 @@
       <w:lang w:val="id-ID" w:eastAsia="id-ID"/>
     </w:rPr>
   </w:style>
-  <w:style w:type="character" w:customStyle="1" w:styleId="DaftarParagrafKAR">
-    <w:name w:val="Daftar Paragraf KAR"/>
-    <w:aliases w:val="Body of text KAR,Colorful List - Accent 11 KAR,List Paragraph1 KAR,Body of text+1 KAR,Body of text+2 KAR,Body of text+3 KAR,List Paragraph11 KAR,HEADING 1 KAR,Medium Grid 1 - Accent 21 KAR,soal jawab KAR,Body of textCxSp KAR"/>
-    <w:link w:val="DaftarParagraf"/>
+  <w:style w:type="character" w:customStyle="1" w:styleId="ListParagraphChar">
+    <w:name w:val="List Paragraph Char"/>
+    <w:aliases w:val="Body of text Char,Colorful List - Accent 11 Char,List Paragraph1 Char,Body of text+1 Char,Body of text+2 Char,Body of text+3 Char,List Paragraph11 Char,HEADING 1 Char,Medium Grid 1 - Accent 21 Char,soal jawab Char"/>
+    <w:link w:val="ListParagraph"/>
     <w:uiPriority w:val="34"/>
     <w:qFormat/>
     <w:locked/>
@@ -32392,7 +32400,7 @@
   <w:style w:type="paragraph" w:styleId="Header">
     <w:name w:val="header"/>
     <w:basedOn w:val="Normal"/>
-    <w:link w:val="HeaderKAR"/>
+    <w:link w:val="HeaderChar"/>
     <w:uiPriority w:val="99"/>
     <w:unhideWhenUsed/>
     <w:rsid w:val="001C7B89"/>
@@ -32403,9 +32411,9 @@
       </w:tabs>
     </w:pPr>
   </w:style>
-  <w:style w:type="character" w:customStyle="1" w:styleId="HeaderKAR">
-    <w:name w:val="Header KAR"/>
-    <w:basedOn w:val="FontParagrafDefault"/>
+  <w:style w:type="character" w:customStyle="1" w:styleId="HeaderChar">
+    <w:name w:val="Header Char"/>
+    <w:basedOn w:val="DefaultParagraphFont"/>
     <w:link w:val="Header"/>
     <w:uiPriority w:val="99"/>
     <w:rsid w:val="001C7B89"/>
@@ -32413,7 +32421,7 @@
   <w:style w:type="paragraph" w:styleId="Footer">
     <w:name w:val="footer"/>
     <w:basedOn w:val="Normal"/>
-    <w:link w:val="FooterKAR"/>
+    <w:link w:val="FooterChar"/>
     <w:uiPriority w:val="99"/>
     <w:unhideWhenUsed/>
     <w:rsid w:val="001C7B89"/>
@@ -32424,16 +32432,16 @@
       </w:tabs>
     </w:pPr>
   </w:style>
-  <w:style w:type="character" w:customStyle="1" w:styleId="FooterKAR">
-    <w:name w:val="Footer KAR"/>
-    <w:basedOn w:val="FontParagrafDefault"/>
+  <w:style w:type="character" w:customStyle="1" w:styleId="FooterChar">
+    <w:name w:val="Footer Char"/>
+    <w:basedOn w:val="DefaultParagraphFont"/>
     <w:link w:val="Footer"/>
     <w:uiPriority w:val="99"/>
     <w:rsid w:val="001C7B89"/>
   </w:style>
   <w:style w:type="character" w:styleId="Hyperlink">
     <w:name w:val="Hyperlink"/>
-    <w:basedOn w:val="FontParagrafDefault"/>
+    <w:basedOn w:val="DefaultParagraphFont"/>
     <w:uiPriority w:val="99"/>
     <w:unhideWhenUsed/>
     <w:rsid w:val="006F07A1"/>
@@ -32442,9 +32450,9 @@
       <w:u w:val="single"/>
     </w:rPr>
   </w:style>
-  <w:style w:type="character" w:styleId="SebutanYangBelumTerselesaikan">
+  <w:style w:type="character" w:styleId="UnresolvedMention">
     <w:name w:val="Unresolved Mention"/>
-    <w:basedOn w:val="FontParagrafDefault"/>
+    <w:basedOn w:val="DefaultParagraphFont"/>
     <w:uiPriority w:val="99"/>
     <w:semiHidden/>
     <w:unhideWhenUsed/>
@@ -32454,9 +32462,9 @@
       <w:shd w:val="clear" w:color="auto" w:fill="E1DFDD"/>
     </w:rPr>
   </w:style>
-  <w:style w:type="character" w:styleId="Kuat">
+  <w:style w:type="character" w:styleId="Strong">
     <w:name w:val="Strong"/>
-    <w:basedOn w:val="FontParagrafDefault"/>
+    <w:basedOn w:val="DefaultParagraphFont"/>
     <w:uiPriority w:val="22"/>
     <w:qFormat/>
     <w:rsid w:val="008B21D4"/>
